--- a/新泰週報20260920[2638]B4F.docx
+++ b/新泰週報20260920[2638]B4F.docx
@@ -1,6 +1,6 @@
 
 <file path=word/document.xml><?xml version="1.0" encoding="utf-8"?>
-<w:document xmlns:wpc="http://schemas.microsoft.com/office/word/2010/wordprocessingCanvas" xmlns:cx="http://schemas.microsoft.com/office/drawing/2014/chartex" xmlns:cx1="http://schemas.microsoft.com/office/drawing/2015/9/8/chartex" xmlns:cx2="http://schemas.microsoft.com/office/drawing/2015/10/21/chartex" xmlns:cx3="http://schemas.microsoft.com/office/drawing/2016/5/9/chartex" xmlns:cx4="http://schemas.microsoft.com/office/drawing/2016/5/10/chartex" xmlns:cx5="http://schemas.microsoft.com/office/drawing/2016/5/11/chartex" xmlns:cx6="http://schemas.microsoft.com/office/drawing/2016/5/12/chartex" xmlns:cx7="http://schemas.microsoft.com/office/drawing/2016/5/13/chartex" xmlns:cx8="http://schemas.microsoft.com/office/drawing/2016/5/14/chartex" xmlns:mc="http://schemas.openxmlformats.org/markup-compatibility/2006" xmlns:aink="http://schemas.microsoft.com/office/drawing/2016/ink" xmlns:am3d="http://schemas.microsoft.com/office/drawing/2017/model3d" xmlns:o="urn:schemas-microsoft-com:office:office" xmlns:oel="http://schemas.microsoft.com/office/2019/extlst" xmlns:r="http://schemas.openxmlformats.org/officeDocument/2006/relationships" xmlns:m="http://schemas.openxmlformats.org/officeDocument/2006/math" xmlns:v="urn:schemas-microsoft-com:vml" xmlns:wp14="http://schemas.microsoft.com/office/word/2010/wordprocessingDrawing" xmlns:wp="http://schemas.openxmlformats.org/drawingml/2006/wordprocessingDrawing" xmlns:w10="urn:schemas-microsoft-com:office:word" xmlns:w="http://schemas.openxmlformats.org/wordprocessingml/2006/main" xmlns:w14="http://schemas.microsoft.com/office/word/2010/wordml" xmlns:w15="http://schemas.microsoft.com/office/word/2012/wordml" xmlns:w16cex="http://schemas.microsoft.com/office/word/2018/wordml/cex" xmlns:w16cid="http://schemas.microsoft.com/office/word/2016/wordml/cid" xmlns:w16="http://schemas.microsoft.com/office/word/2018/wordml" xmlns:w16sdtdh="http://schemas.microsoft.com/office/word/2020/wordml/sdtdatahash" xmlns:w16se="http://schemas.microsoft.com/office/word/2015/wordml/symex" xmlns:wpg="http://schemas.microsoft.com/office/word/2010/wordprocessingGroup" xmlns:wpi="http://schemas.microsoft.com/office/word/2010/wordprocessingInk" xmlns:wne="http://schemas.microsoft.com/office/word/2006/wordml" xmlns:wps="http://schemas.microsoft.com/office/word/2010/wordprocessingShape" mc:Ignorable="w14 w15 w16se w16cid w16 w16cex w16sdtdh wp14">
+<w:document xmlns:wpc="http://schemas.microsoft.com/office/word/2010/wordprocessingCanvas" xmlns:mc="http://schemas.openxmlformats.org/markup-compatibility/2006" xmlns:o="urn:schemas-microsoft-com:office:office" xmlns:r="http://schemas.openxmlformats.org/officeDocument/2006/relationships" xmlns:m="http://schemas.openxmlformats.org/officeDocument/2006/math" xmlns:v="urn:schemas-microsoft-com:vml" xmlns:wp14="http://schemas.microsoft.com/office/word/2010/wordprocessingDrawing" xmlns:wp="http://schemas.openxmlformats.org/drawingml/2006/wordprocessingDrawing" xmlns:w10="urn:schemas-microsoft-com:office:word" xmlns:w="http://schemas.openxmlformats.org/wordprocessingml/2006/main" xmlns:w14="http://schemas.microsoft.com/office/word/2010/wordml" xmlns:w15="http://schemas.microsoft.com/office/word/2012/wordml" xmlns:wpg="http://schemas.microsoft.com/office/word/2010/wordprocessingGroup" xmlns:wpi="http://schemas.microsoft.com/office/word/2010/wordprocessingInk" xmlns:wne="http://schemas.microsoft.com/office/word/2006/wordml" xmlns:wps="http://schemas.microsoft.com/office/word/2010/wordprocessingShape" mc:Ignorable="w14 w15 wp14">
   <w:body>
     <w:p>
       <w:pPr>
@@ -658,7 +658,7 @@
                 <w:sz w:val="26"/>
                 <w:szCs w:val="26"/>
               </w:rPr>
-              <w:t>玉山神學院</w:t>
+              <w:t>台北中會校園事工部</w:t>
             </w:r>
             <w:r>
               <w:rPr>
@@ -676,7 +676,7 @@
                 <w:sz w:val="26"/>
                 <w:szCs w:val="26"/>
               </w:rPr>
-              <w:t>9</w:t>
+              <w:t>10</w:t>
             </w:r>
             <w:r>
               <w:rPr>
@@ -694,7 +694,7 @@
                 <w:sz w:val="26"/>
                 <w:szCs w:val="26"/>
               </w:rPr>
-              <w:t>17(</w:t>
+              <w:t>3(</w:t>
             </w:r>
             <w:r>
               <w:rPr>
@@ -703,7 +703,7 @@
                 <w:sz w:val="26"/>
                 <w:szCs w:val="26"/>
               </w:rPr>
-              <w:t>四</w:t>
+              <w:t>六</w:t>
             </w:r>
             <w:r>
               <w:rPr>
@@ -716,12 +716,21 @@
             </w:r>
             <w:r>
               <w:rPr>
+                <w:rFonts w:ascii="Barlow Condensed Medium" w:eastAsia="標楷體" w:hAnsi="Barlow Condensed Medium" w:cs="Segoe UI Symbol" w:hint="eastAsia"/>
+                <w:w w:val="90"/>
+                <w:sz w:val="26"/>
+                <w:szCs w:val="26"/>
+              </w:rPr>
+              <w:t>上</w:t>
+            </w:r>
+            <w:r>
+              <w:rPr>
                 <w:rFonts w:ascii="Barlow Condensed Medium" w:eastAsia="標楷體" w:hAnsi="Barlow Condensed Medium" w:cs="Segoe UI Symbol"/>
                 <w:w w:val="90"/>
                 <w:sz w:val="26"/>
                 <w:szCs w:val="26"/>
               </w:rPr>
-              <w:t>下午</w:t>
+              <w:t>午</w:t>
             </w:r>
             <w:r>
               <w:rPr>
@@ -730,7 +739,7 @@
                 <w:sz w:val="26"/>
                 <w:szCs w:val="26"/>
               </w:rPr>
-              <w:t>3</w:t>
+              <w:t>10</w:t>
             </w:r>
             <w:r>
               <w:rPr>
@@ -766,38 +775,11 @@
                 <w:sz w:val="26"/>
                 <w:szCs w:val="26"/>
               </w:rPr>
-              <w:t>舉行</w:t>
-            </w:r>
-            <w:r>
-              <w:rPr>
-                <w:rFonts w:ascii="Barlow Condensed Medium" w:eastAsia="標楷體" w:hAnsi="Barlow Condensed Medium" w:cs="Segoe UI Symbol" w:hint="eastAsia"/>
-                <w:w w:val="90"/>
-                <w:sz w:val="26"/>
-                <w:szCs w:val="26"/>
-              </w:rPr>
-              <w:t>2026</w:t>
-            </w:r>
-            <w:r>
-              <w:rPr>
-                <w:rFonts w:ascii="Barlow Condensed Medium" w:eastAsia="標楷體" w:hAnsi="Barlow Condensed Medium" w:cs="Segoe UI Symbol" w:hint="eastAsia"/>
-                <w:w w:val="90"/>
-                <w:sz w:val="26"/>
-                <w:szCs w:val="26"/>
-              </w:rPr>
-              <w:t>學年開學暨林約道牧師就任院長感恩禮拜。報名至</w:t>
-            </w:r>
-            <w:r>
-              <w:rPr>
-                <w:rFonts w:ascii="Barlow Condensed Medium" w:eastAsia="標楷體" w:hAnsi="Barlow Condensed Medium" w:cs="Segoe UI Symbol" w:hint="eastAsia"/>
-                <w:w w:val="90"/>
-                <w:sz w:val="26"/>
-                <w:szCs w:val="26"/>
-              </w:rPr>
-              <w:t>9/28</w:t>
-            </w:r>
-            <w:r>
-              <w:rPr>
-                <w:rFonts w:ascii="Barlow Condensed Medium" w:eastAsia="標楷體" w:hAnsi="Barlow Condensed Medium" w:cs="Segoe UI Symbol" w:hint="eastAsia"/>
+              <w:t>假大稻埕教會舉行吳祈得傳道師封立牧師暨就任台北中會校園事工中心牧師授職感恩禮拜</w:t>
+            </w:r>
+            <w:r>
+              <w:rPr>
+                <w:rFonts w:ascii="Barlow Condensed Medium" w:eastAsia="標楷體" w:hAnsi="Barlow Condensed Medium" w:cs="Segoe UI Symbol"/>
                 <w:w w:val="90"/>
                 <w:sz w:val="26"/>
                 <w:szCs w:val="26"/>
@@ -882,7 +864,16 @@
                 <w:sz w:val="26"/>
                 <w:szCs w:val="26"/>
               </w:rPr>
-              <w:t>「</w:t>
+              <w:t>明志教會</w:t>
+            </w:r>
+            <w:r>
+              <w:rPr>
+                <w:rFonts w:ascii="Barlow Condensed Medium" w:eastAsia="標楷體" w:hAnsi="Barlow Condensed Medium" w:cs="Segoe UI Symbol"/>
+                <w:w w:val="90"/>
+                <w:sz w:val="26"/>
+                <w:szCs w:val="26"/>
+              </w:rPr>
+              <w:t>將於</w:t>
             </w:r>
             <w:r>
               <w:rPr>
@@ -891,7 +882,7 @@
                 <w:sz w:val="26"/>
                 <w:szCs w:val="26"/>
               </w:rPr>
-              <w:t>2</w:t>
+              <w:t>10</w:t>
             </w:r>
             <w:r>
               <w:rPr>
@@ -900,7 +891,7 @@
                 <w:sz w:val="26"/>
                 <w:szCs w:val="26"/>
               </w:rPr>
-              <w:t>026</w:t>
+              <w:t>/</w:t>
             </w:r>
             <w:r>
               <w:rPr>
@@ -909,7 +900,16 @@
                 <w:sz w:val="26"/>
                 <w:szCs w:val="26"/>
               </w:rPr>
-              <w:t>年北中青年日聯合禱告會」</w:t>
+              <w:t>11</w:t>
+            </w:r>
+            <w:r>
+              <w:rPr>
+                <w:rFonts w:ascii="Barlow Condensed Medium" w:eastAsia="標楷體" w:hAnsi="Barlow Condensed Medium" w:cs="Segoe UI Symbol" w:hint="eastAsia"/>
+                <w:w w:val="90"/>
+                <w:sz w:val="26"/>
+                <w:szCs w:val="26"/>
+              </w:rPr>
+              <w:t>主日</w:t>
             </w:r>
             <w:r>
               <w:rPr>
@@ -918,7 +918,7 @@
                 <w:sz w:val="26"/>
                 <w:szCs w:val="26"/>
               </w:rPr>
-              <w:t>將</w:t>
+              <w:t>下午</w:t>
             </w:r>
             <w:r>
               <w:rPr>
@@ -927,7 +927,16 @@
                 <w:sz w:val="26"/>
                 <w:szCs w:val="26"/>
               </w:rPr>
-              <w:t>延期至</w:t>
+              <w:t>3</w:t>
+            </w:r>
+            <w:r>
+              <w:rPr>
+                <w:rFonts w:ascii="Barlow Condensed Medium" w:eastAsia="標楷體" w:hAnsi="Barlow Condensed Medium" w:cs="Segoe UI Symbol"/>
+                <w:w w:val="90"/>
+                <w:sz w:val="26"/>
+                <w:szCs w:val="26"/>
+              </w:rPr>
+              <w:t>:</w:t>
             </w:r>
             <w:r>
               <w:rPr>
@@ -936,7 +945,7 @@
                 <w:sz w:val="26"/>
                 <w:szCs w:val="26"/>
               </w:rPr>
-              <w:t>10</w:t>
+              <w:t>3</w:t>
             </w:r>
             <w:r>
               <w:rPr>
@@ -945,7 +954,7 @@
                 <w:sz w:val="26"/>
                 <w:szCs w:val="26"/>
               </w:rPr>
-              <w:t>/</w:t>
+              <w:t>0</w:t>
             </w:r>
             <w:r>
               <w:rPr>
@@ -954,79 +963,7 @@
                 <w:sz w:val="26"/>
                 <w:szCs w:val="26"/>
               </w:rPr>
-              <w:t>31(</w:t>
-            </w:r>
-            <w:r>
-              <w:rPr>
-                <w:rFonts w:ascii="Barlow Condensed Medium" w:eastAsia="標楷體" w:hAnsi="Barlow Condensed Medium" w:cs="Segoe UI Symbol" w:hint="eastAsia"/>
-                <w:w w:val="90"/>
-                <w:sz w:val="26"/>
-                <w:szCs w:val="26"/>
-              </w:rPr>
-              <w:t>六</w:t>
-            </w:r>
-            <w:r>
-              <w:rPr>
-                <w:rFonts w:ascii="Barlow Condensed Medium" w:eastAsia="標楷體" w:hAnsi="Barlow Condensed Medium" w:cs="Segoe UI Symbol" w:hint="eastAsia"/>
-                <w:w w:val="90"/>
-                <w:sz w:val="26"/>
-                <w:szCs w:val="26"/>
-              </w:rPr>
-              <w:t>)</w:t>
-            </w:r>
-            <w:r>
-              <w:rPr>
-                <w:rFonts w:ascii="Barlow Condensed Medium" w:eastAsia="標楷體" w:hAnsi="Barlow Condensed Medium" w:cs="Segoe UI Symbol"/>
-                <w:w w:val="90"/>
-                <w:sz w:val="26"/>
-                <w:szCs w:val="26"/>
-              </w:rPr>
-              <w:t>下午</w:t>
-            </w:r>
-            <w:r>
-              <w:rPr>
-                <w:rFonts w:ascii="Barlow Condensed Medium" w:eastAsia="標楷體" w:hAnsi="Barlow Condensed Medium" w:cs="Segoe UI Symbol" w:hint="eastAsia"/>
-                <w:w w:val="90"/>
-                <w:sz w:val="26"/>
-                <w:szCs w:val="26"/>
-              </w:rPr>
-              <w:t>15</w:t>
-            </w:r>
-            <w:r>
-              <w:rPr>
-                <w:rFonts w:ascii="Barlow Condensed Medium" w:eastAsia="標楷體" w:hAnsi="Barlow Condensed Medium" w:cs="Segoe UI Symbol"/>
-                <w:w w:val="90"/>
-                <w:sz w:val="26"/>
-                <w:szCs w:val="26"/>
-              </w:rPr>
-              <w:t>:</w:t>
-            </w:r>
-            <w:r>
-              <w:rPr>
-                <w:rFonts w:ascii="Barlow Condensed Medium" w:eastAsia="標楷體" w:hAnsi="Barlow Condensed Medium" w:cs="Segoe UI Symbol"/>
-                <w:w w:val="90"/>
-                <w:sz w:val="26"/>
-                <w:szCs w:val="26"/>
-              </w:rPr>
-              <w:t>0</w:t>
-            </w:r>
-            <w:r>
-              <w:rPr>
-                <w:rFonts w:ascii="Barlow Condensed Medium" w:eastAsia="標楷體" w:hAnsi="Barlow Condensed Medium" w:cs="Segoe UI Symbol" w:hint="eastAsia"/>
-                <w:w w:val="90"/>
-                <w:sz w:val="26"/>
-                <w:szCs w:val="26"/>
-              </w:rPr>
-              <w:t>0-16:30</w:t>
-            </w:r>
-            <w:r>
-              <w:rPr>
-                <w:rFonts w:ascii="Barlow Condensed Medium" w:eastAsia="標楷體" w:hAnsi="Barlow Condensed Medium" w:cs="Segoe UI Symbol" w:hint="eastAsia"/>
-                <w:w w:val="90"/>
-                <w:sz w:val="26"/>
-                <w:szCs w:val="26"/>
-              </w:rPr>
-              <w:t>假大稻埕教會舉行</w:t>
+              <w:t>舉行林青岳傳道師封立牧師暨就任該會第五任牧師授職感恩禮拜</w:t>
             </w:r>
             <w:r>
               <w:rPr>
@@ -1115,7 +1052,7 @@
                 <w:sz w:val="26"/>
                 <w:szCs w:val="26"/>
               </w:rPr>
-              <w:t>明志教會</w:t>
+              <w:t>救恩教會</w:t>
             </w:r>
             <w:r>
               <w:rPr>
@@ -1151,7 +1088,7 @@
                 <w:sz w:val="26"/>
                 <w:szCs w:val="26"/>
               </w:rPr>
-              <w:t>11</w:t>
+              <w:t>25</w:t>
             </w:r>
             <w:r>
               <w:rPr>
@@ -1214,7 +1151,7 @@
                 <w:sz w:val="26"/>
                 <w:szCs w:val="26"/>
               </w:rPr>
-              <w:t>舉行林青岳傳道師封立牧師暨就任該會第五任牧師授職感恩禮拜</w:t>
+              <w:t>假三重埔教會舉行李恩忻傳道師封立牧師暨就任救恩教會教育牧師授職感恩禮拜</w:t>
             </w:r>
             <w:r>
               <w:rPr>
@@ -1298,21 +1235,21 @@
             </w:pPr>
             <w:r>
               <w:rPr>
-                <w:rFonts w:ascii="Segoe UI Symbol" w:eastAsia="標楷體" w:hAnsi="Segoe UI Symbol" w:cs="Segoe UI Symbol"/>
-                <w:w w:val="90"/>
-                <w:sz w:val="26"/>
-                <w:szCs w:val="26"/>
-              </w:rPr>
-              <w:t>★</w:t>
-            </w:r>
-            <w:r>
-              <w:rPr>
                 <w:rFonts w:ascii="Barlow Condensed Medium" w:eastAsia="標楷體" w:hAnsi="Barlow Condensed Medium" w:cs="Segoe UI Symbol" w:hint="eastAsia"/>
                 <w:w w:val="90"/>
                 <w:sz w:val="26"/>
                 <w:szCs w:val="26"/>
               </w:rPr>
-              <w:t>台北中會校園事工部</w:t>
+              <w:t>「</w:t>
+            </w:r>
+            <w:r>
+              <w:rPr>
+                <w:rFonts w:ascii="Barlow Condensed Medium" w:eastAsia="標楷體" w:hAnsi="Barlow Condensed Medium" w:cs="Segoe UI Symbol" w:hint="eastAsia"/>
+                <w:w w:val="90"/>
+                <w:sz w:val="26"/>
+                <w:szCs w:val="26"/>
+              </w:rPr>
+              <w:t>2</w:t>
             </w:r>
             <w:r>
               <w:rPr>
@@ -1321,7 +1258,7 @@
                 <w:sz w:val="26"/>
                 <w:szCs w:val="26"/>
               </w:rPr>
-              <w:t>將於</w:t>
+              <w:t>026</w:t>
             </w:r>
             <w:r>
               <w:rPr>
@@ -1330,7 +1267,7 @@
                 <w:sz w:val="26"/>
                 <w:szCs w:val="26"/>
               </w:rPr>
-              <w:t>10</w:t>
+              <w:t>年北中青年日聯合禱告會」</w:t>
             </w:r>
             <w:r>
               <w:rPr>
@@ -1339,7 +1276,7 @@
                 <w:sz w:val="26"/>
                 <w:szCs w:val="26"/>
               </w:rPr>
-              <w:t>/</w:t>
+              <w:t>將</w:t>
             </w:r>
             <w:r>
               <w:rPr>
@@ -1348,7 +1285,7 @@
                 <w:sz w:val="26"/>
                 <w:szCs w:val="26"/>
               </w:rPr>
-              <w:t>3(</w:t>
+              <w:t>延期至</w:t>
             </w:r>
             <w:r>
               <w:rPr>
@@ -1357,7 +1294,16 @@
                 <w:sz w:val="26"/>
                 <w:szCs w:val="26"/>
               </w:rPr>
-              <w:t>六</w:t>
+              <w:t>10</w:t>
+            </w:r>
+            <w:r>
+              <w:rPr>
+                <w:rFonts w:ascii="Barlow Condensed Medium" w:eastAsia="標楷體" w:hAnsi="Barlow Condensed Medium" w:cs="Segoe UI Symbol"/>
+                <w:w w:val="90"/>
+                <w:sz w:val="26"/>
+                <w:szCs w:val="26"/>
+              </w:rPr>
+              <w:t>/</w:t>
             </w:r>
             <w:r>
               <w:rPr>
@@ -1366,7 +1312,7 @@
                 <w:sz w:val="26"/>
                 <w:szCs w:val="26"/>
               </w:rPr>
-              <w:t>)</w:t>
+              <w:t>31(</w:t>
             </w:r>
             <w:r>
               <w:rPr>
@@ -1375,7 +1321,16 @@
                 <w:sz w:val="26"/>
                 <w:szCs w:val="26"/>
               </w:rPr>
-              <w:t>上</w:t>
+              <w:t>六</w:t>
+            </w:r>
+            <w:r>
+              <w:rPr>
+                <w:rFonts w:ascii="Barlow Condensed Medium" w:eastAsia="標楷體" w:hAnsi="Barlow Condensed Medium" w:cs="Segoe UI Symbol" w:hint="eastAsia"/>
+                <w:w w:val="90"/>
+                <w:sz w:val="26"/>
+                <w:szCs w:val="26"/>
+              </w:rPr>
+              <w:t>)</w:t>
             </w:r>
             <w:r>
               <w:rPr>
@@ -1384,7 +1339,7 @@
                 <w:sz w:val="26"/>
                 <w:szCs w:val="26"/>
               </w:rPr>
-              <w:t>午</w:t>
+              <w:t>下午</w:t>
             </w:r>
             <w:r>
               <w:rPr>
@@ -1393,7 +1348,7 @@
                 <w:sz w:val="26"/>
                 <w:szCs w:val="26"/>
               </w:rPr>
-              <w:t>10</w:t>
+              <w:t>15</w:t>
             </w:r>
             <w:r>
               <w:rPr>
@@ -1406,12 +1361,30 @@
             </w:r>
             <w:r>
               <w:rPr>
+                <w:rFonts w:ascii="Barlow Condensed Medium" w:eastAsia="標楷體" w:hAnsi="Barlow Condensed Medium" w:cs="Segoe UI Symbol"/>
+                <w:w w:val="90"/>
+                <w:sz w:val="26"/>
+                <w:szCs w:val="26"/>
+              </w:rPr>
+              <w:t>0</w:t>
+            </w:r>
+            <w:r>
+              <w:rPr>
                 <w:rFonts w:ascii="Barlow Condensed Medium" w:eastAsia="標楷體" w:hAnsi="Barlow Condensed Medium" w:cs="Segoe UI Symbol" w:hint="eastAsia"/>
                 <w:w w:val="90"/>
                 <w:sz w:val="26"/>
                 <w:szCs w:val="26"/>
               </w:rPr>
-              <w:t>0</w:t>
+              <w:t>0-16:30</w:t>
+            </w:r>
+            <w:r>
+              <w:rPr>
+                <w:rFonts w:ascii="Barlow Condensed Medium" w:eastAsia="標楷體" w:hAnsi="Barlow Condensed Medium" w:cs="Segoe UI Symbol" w:hint="eastAsia"/>
+                <w:w w:val="90"/>
+                <w:sz w:val="26"/>
+                <w:szCs w:val="26"/>
+              </w:rPr>
+              <w:t>假大稻埕教會舉行</w:t>
             </w:r>
             <w:r>
               <w:rPr>
@@ -1420,392 +1393,7 @@
                 <w:sz w:val="26"/>
                 <w:szCs w:val="26"/>
               </w:rPr>
-              <w:t>0</w:t>
-            </w:r>
-            <w:r>
-              <w:rPr>
-                <w:rFonts w:ascii="Barlow Condensed Medium" w:eastAsia="標楷體" w:hAnsi="Barlow Condensed Medium" w:cs="Segoe UI Symbol" w:hint="eastAsia"/>
-                <w:w w:val="90"/>
-                <w:sz w:val="26"/>
-                <w:szCs w:val="26"/>
-              </w:rPr>
-              <w:t>假大稻埕教會舉行吳祈得傳道師封立牧師暨就任台北中會校園事工中心牧師授職感恩禮拜</w:t>
-            </w:r>
-            <w:r>
-              <w:rPr>
-                <w:rFonts w:ascii="Barlow Condensed Medium" w:eastAsia="標楷體" w:hAnsi="Barlow Condensed Medium" w:cs="Segoe UI Symbol"/>
-                <w:w w:val="90"/>
-                <w:sz w:val="26"/>
-                <w:szCs w:val="26"/>
-              </w:rPr>
               <w:t>。</w:t>
-            </w:r>
-          </w:p>
-        </w:tc>
-      </w:tr>
-      <w:tr>
-        <w:tc>
-          <w:tcPr>
-            <w:tcW w:w="299" w:type="dxa"/>
-            <w:tcBorders>
-              <w:top w:val="nil"/>
-              <w:left w:val="nil"/>
-              <w:bottom w:val="nil"/>
-              <w:right w:val="nil"/>
-            </w:tcBorders>
-            <w:tcMar>
-              <w:left w:w="28" w:type="dxa"/>
-              <w:right w:w="28" w:type="dxa"/>
-            </w:tcMar>
-          </w:tcPr>
-          <w:p>
-            <w:pPr>
-              <w:snapToGrid w:val="0"/>
-              <w:spacing w:line="300" w:lineRule="exact"/>
-              <w:ind w:rightChars="11" w:right="26"/>
-              <w:jc w:val="right"/>
-              <w:rPr>
-                <w:rFonts w:ascii="Barlow Condensed Medium" w:eastAsia="華康細黑體" w:hAnsi="Barlow Condensed Medium"/>
-                <w:w w:val="90"/>
-                <w:sz w:val="26"/>
-                <w:szCs w:val="26"/>
-              </w:rPr>
-            </w:pPr>
-            <w:r>
-              <w:rPr>
-                <w:rFonts w:ascii="Barlow Condensed Medium" w:eastAsia="華康細黑體" w:hAnsi="Barlow Condensed Medium" w:hint="eastAsia"/>
-                <w:w w:val="90"/>
-                <w:sz w:val="26"/>
-                <w:szCs w:val="26"/>
-              </w:rPr>
-              <w:t>5.</w:t>
-            </w:r>
-          </w:p>
-        </w:tc>
-        <w:tc>
-          <w:tcPr>
-            <w:tcW w:w="5622" w:type="dxa"/>
-            <w:tcBorders>
-              <w:top w:val="nil"/>
-              <w:left w:val="nil"/>
-              <w:bottom w:val="nil"/>
-              <w:right w:val="nil"/>
-            </w:tcBorders>
-            <w:tcMar>
-              <w:left w:w="28" w:type="dxa"/>
-              <w:right w:w="28" w:type="dxa"/>
-            </w:tcMar>
-          </w:tcPr>
-          <w:p>
-            <w:pPr>
-              <w:kinsoku w:val="0"/>
-              <w:snapToGrid w:val="0"/>
-              <w:spacing w:line="300" w:lineRule="exact"/>
-              <w:jc w:val="both"/>
-              <w:rPr>
-                <w:rFonts w:ascii="Barlow Condensed Medium" w:eastAsia="標楷體" w:hAnsi="Barlow Condensed Medium" w:cs="Segoe UI Symbol"/>
-                <w:noProof/>
-                <w:w w:val="90"/>
-                <w:sz w:val="26"/>
-                <w:szCs w:val="26"/>
-                <w:lang w:bidi="he-IL"/>
-              </w:rPr>
-            </w:pPr>
-            <w:r>
-              <w:rPr>
-                <w:rFonts w:ascii="Segoe UI Symbol" w:eastAsia="標楷體" w:hAnsi="Segoe UI Symbol" w:cs="Segoe UI Symbol"/>
-                <w:w w:val="90"/>
-                <w:sz w:val="26"/>
-                <w:szCs w:val="26"/>
-              </w:rPr>
-              <w:t>★</w:t>
-            </w:r>
-            <w:r>
-              <w:rPr>
-                <w:rFonts w:ascii="Barlow Condensed Medium" w:eastAsia="標楷體" w:hAnsi="Barlow Condensed Medium" w:cs="Segoe UI Symbol" w:hint="eastAsia"/>
-                <w:w w:val="90"/>
-                <w:sz w:val="26"/>
-                <w:szCs w:val="26"/>
-              </w:rPr>
-              <w:t>救恩教會</w:t>
-            </w:r>
-            <w:r>
-              <w:rPr>
-                <w:rFonts w:ascii="Barlow Condensed Medium" w:eastAsia="標楷體" w:hAnsi="Barlow Condensed Medium" w:cs="Segoe UI Symbol"/>
-                <w:w w:val="90"/>
-                <w:sz w:val="26"/>
-                <w:szCs w:val="26"/>
-              </w:rPr>
-              <w:t>將於</w:t>
-            </w:r>
-            <w:r>
-              <w:rPr>
-                <w:rFonts w:ascii="Barlow Condensed Medium" w:eastAsia="標楷體" w:hAnsi="Barlow Condensed Medium" w:cs="Segoe UI Symbol" w:hint="eastAsia"/>
-                <w:w w:val="90"/>
-                <w:sz w:val="26"/>
-                <w:szCs w:val="26"/>
-              </w:rPr>
-              <w:t>10</w:t>
-            </w:r>
-            <w:r>
-              <w:rPr>
-                <w:rFonts w:ascii="Barlow Condensed Medium" w:eastAsia="標楷體" w:hAnsi="Barlow Condensed Medium" w:cs="Segoe UI Symbol"/>
-                <w:w w:val="90"/>
-                <w:sz w:val="26"/>
-                <w:szCs w:val="26"/>
-              </w:rPr>
-              <w:t>/</w:t>
-            </w:r>
-            <w:r>
-              <w:rPr>
-                <w:rFonts w:ascii="Barlow Condensed Medium" w:eastAsia="標楷體" w:hAnsi="Barlow Condensed Medium" w:cs="Segoe UI Symbol" w:hint="eastAsia"/>
-                <w:w w:val="90"/>
-                <w:sz w:val="26"/>
-                <w:szCs w:val="26"/>
-              </w:rPr>
-              <w:t>25</w:t>
-            </w:r>
-            <w:r>
-              <w:rPr>
-                <w:rFonts w:ascii="Barlow Condensed Medium" w:eastAsia="標楷體" w:hAnsi="Barlow Condensed Medium" w:cs="Segoe UI Symbol" w:hint="eastAsia"/>
-                <w:w w:val="90"/>
-                <w:sz w:val="26"/>
-                <w:szCs w:val="26"/>
-              </w:rPr>
-              <w:t>主日</w:t>
-            </w:r>
-            <w:r>
-              <w:rPr>
-                <w:rFonts w:ascii="Barlow Condensed Medium" w:eastAsia="標楷體" w:hAnsi="Barlow Condensed Medium" w:cs="Segoe UI Symbol"/>
-                <w:w w:val="90"/>
-                <w:sz w:val="26"/>
-                <w:szCs w:val="26"/>
-              </w:rPr>
-              <w:t>下午</w:t>
-            </w:r>
-            <w:r>
-              <w:rPr>
-                <w:rFonts w:ascii="Barlow Condensed Medium" w:eastAsia="標楷體" w:hAnsi="Barlow Condensed Medium" w:cs="Segoe UI Symbol" w:hint="eastAsia"/>
-                <w:w w:val="90"/>
-                <w:sz w:val="26"/>
-                <w:szCs w:val="26"/>
-              </w:rPr>
-              <w:t>3</w:t>
-            </w:r>
-            <w:r>
-              <w:rPr>
-                <w:rFonts w:ascii="Barlow Condensed Medium" w:eastAsia="標楷體" w:hAnsi="Barlow Condensed Medium" w:cs="Segoe UI Symbol"/>
-                <w:w w:val="90"/>
-                <w:sz w:val="26"/>
-                <w:szCs w:val="26"/>
-              </w:rPr>
-              <w:t>:</w:t>
-            </w:r>
-            <w:r>
-              <w:rPr>
-                <w:rFonts w:ascii="Barlow Condensed Medium" w:eastAsia="標楷體" w:hAnsi="Barlow Condensed Medium" w:cs="Segoe UI Symbol" w:hint="eastAsia"/>
-                <w:w w:val="90"/>
-                <w:sz w:val="26"/>
-                <w:szCs w:val="26"/>
-              </w:rPr>
-              <w:t>3</w:t>
-            </w:r>
-            <w:r>
-              <w:rPr>
-                <w:rFonts w:ascii="Barlow Condensed Medium" w:eastAsia="標楷體" w:hAnsi="Barlow Condensed Medium" w:cs="Segoe UI Symbol"/>
-                <w:w w:val="90"/>
-                <w:sz w:val="26"/>
-                <w:szCs w:val="26"/>
-              </w:rPr>
-              <w:t>0</w:t>
-            </w:r>
-            <w:r>
-              <w:rPr>
-                <w:rFonts w:ascii="Barlow Condensed Medium" w:eastAsia="標楷體" w:hAnsi="Barlow Condensed Medium" w:cs="Segoe UI Symbol" w:hint="eastAsia"/>
-                <w:w w:val="90"/>
-                <w:sz w:val="26"/>
-                <w:szCs w:val="26"/>
-              </w:rPr>
-              <w:t>假三重埔教會舉行李恩忻傳道師封立牧師暨就任救恩教會教育牧師授職感恩禮拜</w:t>
-            </w:r>
-            <w:r>
-              <w:rPr>
-                <w:rFonts w:ascii="Barlow Condensed Medium" w:eastAsia="標楷體" w:hAnsi="Barlow Condensed Medium" w:cs="Segoe UI Symbol"/>
-                <w:w w:val="90"/>
-                <w:sz w:val="26"/>
-                <w:szCs w:val="26"/>
-              </w:rPr>
-              <w:t>。</w:t>
-            </w:r>
-          </w:p>
-        </w:tc>
-      </w:tr>
-      <w:tr>
-        <w:tc>
-          <w:tcPr>
-            <w:tcW w:w="299" w:type="dxa"/>
-            <w:tcBorders>
-              <w:top w:val="nil"/>
-              <w:left w:val="nil"/>
-              <w:bottom w:val="nil"/>
-              <w:right w:val="nil"/>
-            </w:tcBorders>
-            <w:tcMar>
-              <w:left w:w="28" w:type="dxa"/>
-              <w:right w:w="28" w:type="dxa"/>
-            </w:tcMar>
-          </w:tcPr>
-          <w:p>
-            <w:pPr>
-              <w:snapToGrid w:val="0"/>
-              <w:spacing w:line="300" w:lineRule="exact"/>
-              <w:ind w:rightChars="11" w:right="26"/>
-              <w:jc w:val="right"/>
-              <w:rPr>
-                <w:rFonts w:ascii="Barlow Condensed Medium" w:eastAsia="華康細黑體" w:hAnsi="Barlow Condensed Medium"/>
-                <w:w w:val="90"/>
-                <w:sz w:val="26"/>
-                <w:szCs w:val="26"/>
-              </w:rPr>
-            </w:pPr>
-            <w:r>
-              <w:rPr>
-                <w:rFonts w:ascii="Barlow Condensed Medium" w:eastAsia="華康細黑體" w:hAnsi="Barlow Condensed Medium" w:hint="eastAsia"/>
-                <w:w w:val="90"/>
-                <w:sz w:val="26"/>
-                <w:szCs w:val="26"/>
-              </w:rPr>
-              <w:t>6.</w:t>
-            </w:r>
-          </w:p>
-        </w:tc>
-        <w:tc>
-          <w:tcPr>
-            <w:tcW w:w="5622" w:type="dxa"/>
-            <w:tcBorders>
-              <w:top w:val="nil"/>
-              <w:left w:val="nil"/>
-              <w:bottom w:val="nil"/>
-              <w:right w:val="nil"/>
-            </w:tcBorders>
-            <w:tcMar>
-              <w:left w:w="28" w:type="dxa"/>
-              <w:right w:w="28" w:type="dxa"/>
-            </w:tcMar>
-          </w:tcPr>
-          <w:p>
-            <w:pPr>
-              <w:kinsoku w:val="0"/>
-              <w:snapToGrid w:val="0"/>
-              <w:spacing w:line="300" w:lineRule="exact"/>
-              <w:jc w:val="both"/>
-              <w:rPr>
-                <w:rFonts w:ascii="Barlow Condensed Medium" w:eastAsia="標楷體" w:hAnsi="Barlow Condensed Medium" w:cs="Segoe UI Symbol"/>
-                <w:noProof/>
-                <w:w w:val="90"/>
-                <w:sz w:val="26"/>
-                <w:szCs w:val="26"/>
-                <w:lang w:bidi="he-IL"/>
-              </w:rPr>
-            </w:pPr>
-            <w:r>
-              <w:rPr>
-                <w:rFonts w:ascii="Segoe UI Symbol" w:eastAsia="標楷體" w:hAnsi="Segoe UI Symbol" w:cs="Segoe UI Symbol"/>
-                <w:w w:val="90"/>
-                <w:sz w:val="26"/>
-                <w:szCs w:val="26"/>
-              </w:rPr>
-              <w:t>★</w:t>
-            </w:r>
-            <w:r>
-              <w:rPr>
-                <w:rFonts w:ascii="Barlow Condensed Medium" w:eastAsia="標楷體" w:hAnsi="Barlow Condensed Medium" w:cs="Segoe UI Symbol" w:hint="eastAsia"/>
-                <w:w w:val="90"/>
-                <w:sz w:val="26"/>
-                <w:szCs w:val="26"/>
-              </w:rPr>
-              <w:t>北中教育部主辨「當家庭情緒警報響起」講座</w:t>
-            </w:r>
-            <w:r>
-              <w:rPr>
-                <w:rFonts w:ascii="Barlow Condensed Medium" w:eastAsia="標楷體" w:hAnsi="Barlow Condensed Medium" w:cs="Segoe UI Symbol"/>
-                <w:w w:val="90"/>
-                <w:sz w:val="26"/>
-                <w:szCs w:val="26"/>
-              </w:rPr>
-              <w:t>將於</w:t>
-            </w:r>
-            <w:r>
-              <w:rPr>
-                <w:rFonts w:ascii="Barlow Condensed Medium" w:eastAsia="標楷體" w:hAnsi="Barlow Condensed Medium" w:cs="Segoe UI Symbol" w:hint="eastAsia"/>
-                <w:w w:val="90"/>
-                <w:sz w:val="26"/>
-                <w:szCs w:val="26"/>
-              </w:rPr>
-              <w:t>9/19(</w:t>
-            </w:r>
-            <w:r>
-              <w:rPr>
-                <w:rFonts w:ascii="Barlow Condensed Medium" w:eastAsia="標楷體" w:hAnsi="Barlow Condensed Medium" w:cs="Segoe UI Symbol" w:hint="eastAsia"/>
-                <w:w w:val="90"/>
-                <w:sz w:val="26"/>
-                <w:szCs w:val="26"/>
-              </w:rPr>
-              <w:t>六</w:t>
-            </w:r>
-            <w:r>
-              <w:rPr>
-                <w:rFonts w:ascii="Barlow Condensed Medium" w:eastAsia="標楷體" w:hAnsi="Barlow Condensed Medium" w:cs="Segoe UI Symbol" w:hint="eastAsia"/>
-                <w:w w:val="90"/>
-                <w:sz w:val="26"/>
-                <w:szCs w:val="26"/>
-              </w:rPr>
-              <w:t>)</w:t>
-            </w:r>
-            <w:r>
-              <w:rPr>
-                <w:rFonts w:ascii="Barlow Condensed Medium" w:eastAsia="標楷體" w:hAnsi="Barlow Condensed Medium" w:cs="Segoe UI Symbol" w:hint="eastAsia"/>
-                <w:w w:val="90"/>
-                <w:sz w:val="26"/>
-                <w:szCs w:val="26"/>
-              </w:rPr>
-              <w:t>上午</w:t>
-            </w:r>
-            <w:r>
-              <w:rPr>
-                <w:rFonts w:ascii="Barlow Condensed Medium" w:eastAsia="標楷體" w:hAnsi="Barlow Condensed Medium" w:cs="Segoe UI Symbol" w:hint="eastAsia"/>
-                <w:w w:val="90"/>
-                <w:sz w:val="26"/>
-                <w:szCs w:val="26"/>
-              </w:rPr>
-              <w:t>9:30</w:t>
-            </w:r>
-            <w:r>
-              <w:rPr>
-                <w:rFonts w:ascii="Barlow Condensed Medium" w:eastAsia="標楷體" w:hAnsi="Barlow Condensed Medium" w:cs="Segoe UI Symbol" w:hint="eastAsia"/>
-                <w:w w:val="90"/>
-                <w:sz w:val="26"/>
-                <w:szCs w:val="26"/>
-              </w:rPr>
-              <w:t>至下午</w:t>
-            </w:r>
-            <w:r>
-              <w:rPr>
-                <w:rFonts w:ascii="Barlow Condensed Medium" w:eastAsia="標楷體" w:hAnsi="Barlow Condensed Medium" w:cs="Segoe UI Symbol" w:hint="eastAsia"/>
-                <w:w w:val="90"/>
-                <w:sz w:val="26"/>
-                <w:szCs w:val="26"/>
-              </w:rPr>
-              <w:t>3:00</w:t>
-            </w:r>
-            <w:r>
-              <w:rPr>
-                <w:rFonts w:ascii="Barlow Condensed Medium" w:eastAsia="標楷體" w:hAnsi="Barlow Condensed Medium" w:cs="Segoe UI Symbol" w:hint="eastAsia"/>
-                <w:w w:val="90"/>
-                <w:sz w:val="26"/>
-                <w:szCs w:val="26"/>
-              </w:rPr>
-              <w:t>在三光教會舉行。</w:t>
             </w:r>
           </w:p>
         </w:tc>
@@ -1917,17 +1505,6 @@
             </w:r>
             <w:r>
               <w:rPr>
-                <w:rFonts w:ascii="Barlow Condensed Medium" w:eastAsia="標楷體" w:hAnsi="Barlow Condensed Medium" w:cs="Segoe UI Symbol"/>
-                <w:noProof/>
-                <w:w w:val="90"/>
-                <w:sz w:val="26"/>
-                <w:szCs w:val="26"/>
-                <w:lang w:bidi="he-IL"/>
-              </w:rPr>
-              <w:t>本</w:t>
-            </w:r>
-            <w:r>
-              <w:rPr>
                 <w:rFonts w:ascii="Barlow Condensed Medium" w:eastAsia="標楷體" w:hAnsi="Barlow Condensed Medium" w:cs="Segoe UI Symbol" w:hint="eastAsia"/>
                 <w:noProof/>
                 <w:w w:val="90"/>
@@ -1935,7 +1512,7 @@
                 <w:szCs w:val="26"/>
                 <w:lang w:bidi="he-IL"/>
               </w:rPr>
-              <w:t>主日</w:t>
+              <w:t>本主日</w:t>
             </w:r>
             <w:r>
               <w:rPr>
@@ -1946,7 +1523,7 @@
                 <w:szCs w:val="26"/>
                 <w:lang w:bidi="he-IL"/>
               </w:rPr>
-              <w:t>(9/</w:t>
+              <w:t>(9/20)</w:t>
             </w:r>
             <w:r>
               <w:rPr>
@@ -1957,7 +1534,7 @@
                 <w:szCs w:val="26"/>
                 <w:lang w:bidi="he-IL"/>
               </w:rPr>
-              <w:t>13</w:t>
+              <w:t>因參加艋舺教會</w:t>
             </w:r>
             <w:r>
               <w:rPr>
@@ -1968,7 +1545,7 @@
                 <w:szCs w:val="26"/>
                 <w:lang w:bidi="he-IL"/>
               </w:rPr>
-              <w:t>)</w:t>
+              <w:t>150</w:t>
             </w:r>
             <w:r>
               <w:rPr>
@@ -1979,7 +1556,65 @@
                 <w:szCs w:val="26"/>
                 <w:lang w:bidi="he-IL"/>
               </w:rPr>
-              <w:t>下午</w:t>
+              <w:t>週年，本會禮拜暫停。</w:t>
+            </w:r>
+          </w:p>
+        </w:tc>
+      </w:tr>
+      <w:tr>
+        <w:tc>
+          <w:tcPr>
+            <w:tcW w:w="280" w:type="dxa"/>
+          </w:tcPr>
+          <w:p>
+            <w:pPr>
+              <w:snapToGrid w:val="0"/>
+              <w:spacing w:line="300" w:lineRule="exact"/>
+              <w:ind w:rightChars="11" w:right="26"/>
+              <w:jc w:val="right"/>
+              <w:rPr>
+                <w:rFonts w:ascii="Barlow Condensed Medium" w:eastAsia="華康細黑體" w:hAnsi="Barlow Condensed Medium"/>
+                <w:w w:val="90"/>
+                <w:sz w:val="26"/>
+                <w:szCs w:val="26"/>
+              </w:rPr>
+            </w:pPr>
+            <w:r>
+              <w:rPr>
+                <w:rFonts w:ascii="Barlow Condensed Medium" w:eastAsia="華康細黑體" w:hAnsi="Barlow Condensed Medium" w:hint="eastAsia"/>
+                <w:w w:val="90"/>
+                <w:sz w:val="26"/>
+                <w:szCs w:val="26"/>
+              </w:rPr>
+              <w:t>2.</w:t>
+            </w:r>
+          </w:p>
+        </w:tc>
+        <w:tc>
+          <w:tcPr>
+            <w:tcW w:w="5641" w:type="dxa"/>
+          </w:tcPr>
+          <w:p>
+            <w:pPr>
+              <w:kinsoku w:val="0"/>
+              <w:snapToGrid w:val="0"/>
+              <w:spacing w:line="300" w:lineRule="exact"/>
+              <w:jc w:val="both"/>
+              <w:rPr>
+                <w:rFonts w:ascii="Barlow Condensed Medium" w:eastAsia="標楷體" w:hAnsi="Barlow Condensed Medium" w:cs="Segoe UI Symbol"/>
+                <w:w w:val="90"/>
+                <w:sz w:val="26"/>
+                <w:szCs w:val="26"/>
+              </w:rPr>
+            </w:pPr>
+            <w:r>
+              <w:rPr>
+                <w:rFonts w:ascii="Segoe UI Symbol" w:eastAsia="標楷體" w:hAnsi="Segoe UI Symbol" w:cs="Segoe UI Symbol"/>
+                <w:w w:val="90"/>
+                <w:sz w:val="26"/>
+                <w:szCs w:val="26"/>
+              </w:rPr>
+              <w:t>★</w:t>
             </w:r>
             <w:r>
               <w:rPr>
@@ -1990,7 +1625,7 @@
                 <w:szCs w:val="26"/>
                 <w:lang w:bidi="he-IL"/>
               </w:rPr>
-              <w:t>3:30</w:t>
+              <w:t>下</w:t>
             </w:r>
             <w:r>
               <w:rPr>
@@ -2001,7 +1636,7 @@
                 <w:szCs w:val="26"/>
                 <w:lang w:bidi="he-IL"/>
               </w:rPr>
-              <w:t>於禮拜堂教室召開長執會和小會，請長執出席</w:t>
+              <w:t>主日</w:t>
             </w:r>
             <w:r>
               <w:rPr>
@@ -2012,65 +1647,7 @@
                 <w:szCs w:val="26"/>
                 <w:lang w:bidi="he-IL"/>
               </w:rPr>
-              <w:t>。</w:t>
-            </w:r>
-          </w:p>
-        </w:tc>
-      </w:tr>
-      <w:tr>
-        <w:tc>
-          <w:tcPr>
-            <w:tcW w:w="280" w:type="dxa"/>
-          </w:tcPr>
-          <w:p>
-            <w:pPr>
-              <w:snapToGrid w:val="0"/>
-              <w:spacing w:line="300" w:lineRule="exact"/>
-              <w:ind w:rightChars="11" w:right="26"/>
-              <w:jc w:val="right"/>
-              <w:rPr>
-                <w:rFonts w:ascii="Barlow Condensed Medium" w:eastAsia="華康細黑體" w:hAnsi="Barlow Condensed Medium"/>
-                <w:w w:val="90"/>
-                <w:sz w:val="26"/>
-                <w:szCs w:val="26"/>
-              </w:rPr>
-            </w:pPr>
-            <w:r>
-              <w:rPr>
-                <w:rFonts w:ascii="Barlow Condensed Medium" w:eastAsia="華康細黑體" w:hAnsi="Barlow Condensed Medium" w:hint="eastAsia"/>
-                <w:w w:val="90"/>
-                <w:sz w:val="26"/>
-                <w:szCs w:val="26"/>
-              </w:rPr>
-              <w:t>2.</w:t>
-            </w:r>
-          </w:p>
-        </w:tc>
-        <w:tc>
-          <w:tcPr>
-            <w:tcW w:w="5641" w:type="dxa"/>
-          </w:tcPr>
-          <w:p>
-            <w:pPr>
-              <w:kinsoku w:val="0"/>
-              <w:snapToGrid w:val="0"/>
-              <w:spacing w:line="300" w:lineRule="exact"/>
-              <w:jc w:val="both"/>
-              <w:rPr>
-                <w:rFonts w:ascii="Barlow Condensed Medium" w:eastAsia="標楷體" w:hAnsi="Barlow Condensed Medium" w:cs="Segoe UI Symbol"/>
-                <w:w w:val="90"/>
-                <w:sz w:val="26"/>
-                <w:szCs w:val="26"/>
-              </w:rPr>
-            </w:pPr>
-            <w:r>
-              <w:rPr>
-                <w:rFonts w:ascii="Segoe UI Symbol" w:eastAsia="標楷體" w:hAnsi="Segoe UI Symbol" w:cs="Segoe UI Symbol"/>
-                <w:w w:val="90"/>
-                <w:sz w:val="26"/>
-                <w:szCs w:val="26"/>
-              </w:rPr>
-              <w:t>★</w:t>
+              <w:t>(9/27</w:t>
             </w:r>
             <w:r>
               <w:rPr>
@@ -2081,7 +1658,7 @@
                 <w:szCs w:val="26"/>
                 <w:lang w:bidi="he-IL"/>
               </w:rPr>
-              <w:t>下主日</w:t>
+              <w:t>)</w:t>
             </w:r>
             <w:r>
               <w:rPr>
@@ -2092,7 +1669,7 @@
                 <w:szCs w:val="26"/>
                 <w:lang w:bidi="he-IL"/>
               </w:rPr>
-              <w:t>(9/20)</w:t>
+              <w:t>為聖經學院奉獻主日，本會與與泰山教會交換講台</w:t>
             </w:r>
             <w:r>
               <w:rPr>
@@ -2103,29 +1680,7 @@
                 <w:szCs w:val="26"/>
                 <w:lang w:bidi="he-IL"/>
               </w:rPr>
-              <w:t>因參加艋舺教會</w:t>
-            </w:r>
-            <w:r>
-              <w:rPr>
-                <w:rFonts w:ascii="Barlow Condensed Medium" w:eastAsia="標楷體" w:hAnsi="Barlow Condensed Medium" w:cs="Segoe UI Symbol" w:hint="eastAsia"/>
-                <w:noProof/>
-                <w:w w:val="90"/>
-                <w:sz w:val="26"/>
-                <w:szCs w:val="26"/>
-                <w:lang w:bidi="he-IL"/>
-              </w:rPr>
-              <w:t>150</w:t>
-            </w:r>
-            <w:r>
-              <w:rPr>
-                <w:rFonts w:ascii="Barlow Condensed Medium" w:eastAsia="標楷體" w:hAnsi="Barlow Condensed Medium" w:cs="Segoe UI Symbol" w:hint="eastAsia"/>
-                <w:noProof/>
-                <w:w w:val="90"/>
-                <w:sz w:val="26"/>
-                <w:szCs w:val="26"/>
-                <w:lang w:bidi="he-IL"/>
-              </w:rPr>
-              <w:t>週年，本會禮拜暫停。</w:t>
+              <w:t>。</w:t>
             </w:r>
           </w:p>
         </w:tc>
@@ -3001,8 +2556,41 @@
                 <w:sz w:val="26"/>
                 <w:szCs w:val="26"/>
               </w:rPr>
-              <w:t>南台灣</w:t>
-            </w:r>
+              <w:t>全球暖化引起尼泊爾冰岩崩落釀成洪災，以及中南美洲大聖嬰現象引發旱災，救災和受苦的百姓代禱</w:t>
+            </w:r>
+            <w:r>
+              <w:rPr>
+                <w:rFonts w:ascii="Barlow Condensed Medium" w:eastAsia="標楷體" w:hAnsi="Barlow Condensed Medium" w:cstheme="minorHAnsi"/>
+                <w:w w:val="90"/>
+                <w:sz w:val="26"/>
+                <w:szCs w:val="26"/>
+              </w:rPr>
+              <w:t>。</w:t>
+            </w:r>
+          </w:p>
+        </w:tc>
+      </w:tr>
+      <w:tr>
+        <w:tc>
+          <w:tcPr>
+            <w:tcW w:w="266" w:type="dxa"/>
+            <w:tcMar>
+              <w:left w:w="28" w:type="dxa"/>
+              <w:right w:w="28" w:type="dxa"/>
+            </w:tcMar>
+          </w:tcPr>
+          <w:p>
+            <w:pPr>
+              <w:snapToGrid w:val="0"/>
+              <w:spacing w:line="300" w:lineRule="exact"/>
+              <w:jc w:val="right"/>
+              <w:rPr>
+                <w:rFonts w:ascii="Barlow Condensed Medium" w:eastAsia="標楷體" w:hAnsi="Barlow Condensed Medium" w:cstheme="minorHAnsi"/>
+                <w:w w:val="90"/>
+                <w:sz w:val="26"/>
+                <w:szCs w:val="26"/>
+              </w:rPr>
+            </w:pPr>
             <w:r>
               <w:rPr>
                 <w:rFonts w:ascii="Barlow Condensed Medium" w:eastAsia="標楷體" w:hAnsi="Barlow Condensed Medium" w:cstheme="minorHAnsi" w:hint="eastAsia"/>
@@ -3010,8 +2598,144 @@
                 <w:sz w:val="26"/>
                 <w:szCs w:val="26"/>
               </w:rPr>
-              <w:t>、日本</w:t>
-            </w:r>
+              <w:t>4</w:t>
+            </w:r>
+            <w:r>
+              <w:rPr>
+                <w:rFonts w:ascii="Barlow Condensed Medium" w:eastAsia="標楷體" w:hAnsi="Barlow Condensed Medium" w:cstheme="minorHAnsi"/>
+                <w:w w:val="90"/>
+                <w:sz w:val="26"/>
+                <w:szCs w:val="26"/>
+              </w:rPr>
+              <w:t>.</w:t>
+            </w:r>
+          </w:p>
+        </w:tc>
+        <w:tc>
+          <w:tcPr>
+            <w:tcW w:w="5669" w:type="dxa"/>
+            <w:tcMar>
+              <w:left w:w="28" w:type="dxa"/>
+              <w:right w:w="28" w:type="dxa"/>
+            </w:tcMar>
+          </w:tcPr>
+          <w:p>
+            <w:pPr>
+              <w:snapToGrid w:val="0"/>
+              <w:spacing w:line="300" w:lineRule="exact"/>
+              <w:jc w:val="both"/>
+              <w:rPr>
+                <w:rFonts w:ascii="Barlow Condensed Medium" w:eastAsia="標楷體" w:hAnsi="Barlow Condensed Medium" w:cstheme="minorHAnsi"/>
+                <w:w w:val="90"/>
+                <w:sz w:val="26"/>
+                <w:szCs w:val="26"/>
+              </w:rPr>
+            </w:pPr>
+            <w:r>
+              <w:rPr>
+                <w:rFonts w:ascii="Barlow Condensed Medium" w:eastAsia="標楷體" w:hAnsi="Barlow Condensed Medium" w:cs="Segoe UI Symbol"/>
+                <w:w w:val="90"/>
+                <w:sz w:val="26"/>
+                <w:szCs w:val="26"/>
+              </w:rPr>
+              <w:t>為</w:t>
+            </w:r>
+            <w:r>
+              <w:rPr>
+                <w:rFonts w:ascii="Barlow Condensed Medium" w:eastAsia="標楷體" w:hAnsi="Barlow Condensed Medium" w:cs="Segoe UI Symbol"/>
+                <w:w w:val="90"/>
+                <w:sz w:val="26"/>
+                <w:szCs w:val="26"/>
+              </w:rPr>
+              <w:t>2026</w:t>
+            </w:r>
+            <w:r>
+              <w:rPr>
+                <w:rFonts w:ascii="Barlow Condensed Medium" w:eastAsia="標楷體" w:hAnsi="Barlow Condensed Medium" w:cs="Segoe UI Symbol"/>
+                <w:w w:val="90"/>
+                <w:sz w:val="26"/>
+                <w:szCs w:val="26"/>
+              </w:rPr>
+              <w:t>年本會</w:t>
+            </w:r>
+            <w:r>
+              <w:rPr>
+                <w:rFonts w:ascii="Barlow Condensed Medium" w:eastAsia="標楷體" w:hAnsi="Barlow Condensed Medium" w:cs="Segoe UI Symbol" w:hint="eastAsia"/>
+                <w:w w:val="90"/>
+                <w:sz w:val="26"/>
+                <w:szCs w:val="26"/>
+              </w:rPr>
+              <w:t>傳福音事工和</w:t>
+            </w:r>
+            <w:r>
+              <w:rPr>
+                <w:rFonts w:ascii="Barlow Condensed Medium" w:eastAsia="標楷體" w:hAnsi="Barlow Condensed Medium" w:cs="Segoe UI Symbol" w:hint="eastAsia"/>
+                <w:w w:val="90"/>
+                <w:sz w:val="26"/>
+                <w:szCs w:val="26"/>
+              </w:rPr>
+              <w:t>下半</w:t>
+            </w:r>
+            <w:r>
+              <w:rPr>
+                <w:rFonts w:ascii="Barlow Condensed Medium" w:eastAsia="標楷體" w:hAnsi="Barlow Condensed Medium" w:cs="Segoe UI Symbol" w:hint="eastAsia"/>
+                <w:w w:val="90"/>
+                <w:sz w:val="26"/>
+                <w:szCs w:val="26"/>
+              </w:rPr>
+              <w:t>年洗禮</w:t>
+            </w:r>
+            <w:r>
+              <w:rPr>
+                <w:rFonts w:ascii="Barlow Condensed Medium" w:eastAsia="標楷體" w:hAnsi="Barlow Condensed Medium" w:cs="Segoe UI Symbol" w:hint="eastAsia"/>
+                <w:w w:val="90"/>
+                <w:sz w:val="26"/>
+                <w:szCs w:val="26"/>
+              </w:rPr>
+              <w:t>者</w:t>
+            </w:r>
+            <w:r>
+              <w:rPr>
+                <w:rFonts w:ascii="Barlow Condensed Medium" w:eastAsia="標楷體" w:hAnsi="Barlow Condensed Medium" w:cs="Segoe UI Symbol"/>
+                <w:w w:val="90"/>
+                <w:sz w:val="26"/>
+                <w:szCs w:val="26"/>
+              </w:rPr>
+              <w:t>代禱</w:t>
+            </w:r>
+            <w:r>
+              <w:rPr>
+                <w:rFonts w:ascii="Barlow Condensed Medium" w:eastAsia="標楷體" w:hAnsi="Barlow Condensed Medium" w:cstheme="minorHAnsi"/>
+                <w:w w:val="90"/>
+                <w:sz w:val="26"/>
+                <w:szCs w:val="26"/>
+              </w:rPr>
+              <w:t>。</w:t>
+            </w:r>
+          </w:p>
+        </w:tc>
+      </w:tr>
+      <w:tr>
+        <w:tc>
+          <w:tcPr>
+            <w:tcW w:w="266" w:type="dxa"/>
+            <w:tcMar>
+              <w:left w:w="28" w:type="dxa"/>
+              <w:right w:w="28" w:type="dxa"/>
+            </w:tcMar>
+          </w:tcPr>
+          <w:p>
+            <w:pPr>
+              <w:snapToGrid w:val="0"/>
+              <w:spacing w:line="300" w:lineRule="exact"/>
+              <w:jc w:val="right"/>
+              <w:rPr>
+                <w:rFonts w:ascii="Barlow Condensed Medium" w:eastAsia="標楷體" w:hAnsi="Barlow Condensed Medium" w:cstheme="minorHAnsi"/>
+                <w:w w:val="90"/>
+                <w:sz w:val="26"/>
+                <w:szCs w:val="26"/>
+              </w:rPr>
+            </w:pPr>
             <w:r>
               <w:rPr>
                 <w:rFonts w:ascii="Barlow Condensed Medium" w:eastAsia="標楷體" w:hAnsi="Barlow Condensed Medium" w:cstheme="minorHAnsi" w:hint="eastAsia"/>
@@ -3019,285 +2743,7 @@
                 <w:sz w:val="26"/>
                 <w:szCs w:val="26"/>
               </w:rPr>
-              <w:t>連日大雨災情代禱</w:t>
-            </w:r>
-            <w:r>
-              <w:rPr>
-                <w:rFonts w:ascii="Barlow Condensed Medium" w:eastAsia="標楷體" w:hAnsi="Barlow Condensed Medium" w:cstheme="minorHAnsi"/>
-                <w:w w:val="90"/>
-                <w:sz w:val="26"/>
-                <w:szCs w:val="26"/>
-              </w:rPr>
-              <w:t>。</w:t>
-            </w:r>
-          </w:p>
-        </w:tc>
-      </w:tr>
-      <w:tr>
-        <w:tc>
-          <w:tcPr>
-            <w:tcW w:w="266" w:type="dxa"/>
-            <w:tcMar>
-              <w:left w:w="28" w:type="dxa"/>
-              <w:right w:w="28" w:type="dxa"/>
-            </w:tcMar>
-          </w:tcPr>
-          <w:p>
-            <w:pPr>
-              <w:snapToGrid w:val="0"/>
-              <w:spacing w:line="300" w:lineRule="exact"/>
-              <w:jc w:val="right"/>
-              <w:rPr>
-                <w:rFonts w:ascii="Barlow Condensed Medium" w:eastAsia="標楷體" w:hAnsi="Barlow Condensed Medium" w:cstheme="minorHAnsi"/>
-                <w:w w:val="90"/>
-                <w:sz w:val="26"/>
-                <w:szCs w:val="26"/>
-              </w:rPr>
-            </w:pPr>
-            <w:r>
-              <w:rPr>
-                <w:rFonts w:ascii="Barlow Condensed Medium" w:eastAsia="標楷體" w:hAnsi="Barlow Condensed Medium" w:cstheme="minorHAnsi" w:hint="eastAsia"/>
-                <w:w w:val="90"/>
-                <w:sz w:val="26"/>
-                <w:szCs w:val="26"/>
-              </w:rPr>
-              <w:t>4</w:t>
-            </w:r>
-            <w:r>
-              <w:rPr>
-                <w:rFonts w:ascii="Barlow Condensed Medium" w:eastAsia="標楷體" w:hAnsi="Barlow Condensed Medium" w:cstheme="minorHAnsi"/>
-                <w:w w:val="90"/>
-                <w:sz w:val="26"/>
-                <w:szCs w:val="26"/>
-              </w:rPr>
-              <w:t>.</w:t>
-            </w:r>
-          </w:p>
-        </w:tc>
-        <w:tc>
-          <w:tcPr>
-            <w:tcW w:w="5669" w:type="dxa"/>
-            <w:tcMar>
-              <w:left w:w="28" w:type="dxa"/>
-              <w:right w:w="28" w:type="dxa"/>
-            </w:tcMar>
-          </w:tcPr>
-          <w:p>
-            <w:pPr>
-              <w:snapToGrid w:val="0"/>
-              <w:spacing w:line="300" w:lineRule="exact"/>
-              <w:jc w:val="both"/>
-              <w:rPr>
-                <w:rFonts w:ascii="Barlow Condensed Medium" w:eastAsia="標楷體" w:hAnsi="Barlow Condensed Medium" w:cstheme="minorHAnsi"/>
-                <w:w w:val="90"/>
-                <w:sz w:val="26"/>
-                <w:szCs w:val="26"/>
-              </w:rPr>
-            </w:pPr>
-            <w:r>
-              <w:rPr>
-                <w:rFonts w:ascii="Segoe UI Symbol" w:eastAsia="標楷體" w:hAnsi="Segoe UI Symbol" w:cs="Segoe UI Symbol" w:hint="eastAsia"/>
-                <w:w w:val="90"/>
-                <w:sz w:val="26"/>
-                <w:szCs w:val="26"/>
-              </w:rPr>
-              <w:t>為</w:t>
-            </w:r>
-            <w:r>
-              <w:rPr>
-                <w:rFonts w:ascii="Barlow Condensed Medium" w:eastAsia="標楷體" w:hAnsi="Barlow Condensed Medium" w:cstheme="minorHAnsi" w:hint="eastAsia"/>
-                <w:w w:val="90"/>
-                <w:sz w:val="26"/>
-                <w:szCs w:val="26"/>
-              </w:rPr>
-              <w:t>全球暖化引起尼泊爾冰岩崩落釀成洪災，以及中南美洲大聖嬰現象引發旱災，救災和受苦的百姓代禱</w:t>
-            </w:r>
-            <w:r>
-              <w:rPr>
-                <w:rFonts w:ascii="Barlow Condensed Medium" w:eastAsia="標楷體" w:hAnsi="Barlow Condensed Medium" w:cstheme="minorHAnsi"/>
-                <w:w w:val="90"/>
-                <w:sz w:val="26"/>
-                <w:szCs w:val="26"/>
-              </w:rPr>
-              <w:t>。</w:t>
-            </w:r>
-          </w:p>
-        </w:tc>
-      </w:tr>
-      <w:tr>
-        <w:tc>
-          <w:tcPr>
-            <w:tcW w:w="266" w:type="dxa"/>
-            <w:tcMar>
-              <w:left w:w="28" w:type="dxa"/>
-              <w:right w:w="28" w:type="dxa"/>
-            </w:tcMar>
-          </w:tcPr>
-          <w:p>
-            <w:pPr>
-              <w:snapToGrid w:val="0"/>
-              <w:spacing w:line="300" w:lineRule="exact"/>
-              <w:jc w:val="right"/>
-              <w:rPr>
-                <w:rFonts w:ascii="Barlow Condensed Medium" w:eastAsia="標楷體" w:hAnsi="Barlow Condensed Medium" w:cstheme="minorHAnsi"/>
-                <w:w w:val="90"/>
-                <w:sz w:val="26"/>
-                <w:szCs w:val="26"/>
-              </w:rPr>
-            </w:pPr>
-            <w:r>
-              <w:rPr>
-                <w:rFonts w:ascii="Barlow Condensed Medium" w:eastAsia="標楷體" w:hAnsi="Barlow Condensed Medium" w:cstheme="minorHAnsi" w:hint="eastAsia"/>
-                <w:w w:val="90"/>
-                <w:sz w:val="26"/>
-                <w:szCs w:val="26"/>
-              </w:rPr>
               <w:t>5</w:t>
-            </w:r>
-            <w:r>
-              <w:rPr>
-                <w:rFonts w:ascii="Barlow Condensed Medium" w:eastAsia="標楷體" w:hAnsi="Barlow Condensed Medium" w:cstheme="minorHAnsi"/>
-                <w:w w:val="90"/>
-                <w:sz w:val="26"/>
-                <w:szCs w:val="26"/>
-              </w:rPr>
-              <w:t>.</w:t>
-            </w:r>
-          </w:p>
-        </w:tc>
-        <w:tc>
-          <w:tcPr>
-            <w:tcW w:w="5669" w:type="dxa"/>
-            <w:tcMar>
-              <w:left w:w="28" w:type="dxa"/>
-              <w:right w:w="28" w:type="dxa"/>
-            </w:tcMar>
-          </w:tcPr>
-          <w:p>
-            <w:pPr>
-              <w:snapToGrid w:val="0"/>
-              <w:spacing w:line="300" w:lineRule="exact"/>
-              <w:jc w:val="both"/>
-              <w:rPr>
-                <w:rFonts w:ascii="Barlow Condensed Medium" w:eastAsia="標楷體" w:hAnsi="Barlow Condensed Medium" w:cstheme="minorHAnsi"/>
-                <w:w w:val="90"/>
-                <w:sz w:val="26"/>
-                <w:szCs w:val="26"/>
-              </w:rPr>
-            </w:pPr>
-            <w:r>
-              <w:rPr>
-                <w:rFonts w:ascii="Barlow Condensed Medium" w:eastAsia="標楷體" w:hAnsi="Barlow Condensed Medium" w:cs="Segoe UI Symbol"/>
-                <w:w w:val="90"/>
-                <w:sz w:val="26"/>
-                <w:szCs w:val="26"/>
-              </w:rPr>
-              <w:t>為</w:t>
-            </w:r>
-            <w:r>
-              <w:rPr>
-                <w:rFonts w:ascii="Barlow Condensed Medium" w:eastAsia="標楷體" w:hAnsi="Barlow Condensed Medium" w:cs="Segoe UI Symbol"/>
-                <w:w w:val="90"/>
-                <w:sz w:val="26"/>
-                <w:szCs w:val="26"/>
-              </w:rPr>
-              <w:t>2026</w:t>
-            </w:r>
-            <w:r>
-              <w:rPr>
-                <w:rFonts w:ascii="Barlow Condensed Medium" w:eastAsia="標楷體" w:hAnsi="Barlow Condensed Medium" w:cs="Segoe UI Symbol"/>
-                <w:w w:val="90"/>
-                <w:sz w:val="26"/>
-                <w:szCs w:val="26"/>
-              </w:rPr>
-              <w:t>年本會</w:t>
-            </w:r>
-            <w:r>
-              <w:rPr>
-                <w:rFonts w:ascii="Barlow Condensed Medium" w:eastAsia="標楷體" w:hAnsi="Barlow Condensed Medium" w:cs="Segoe UI Symbol" w:hint="eastAsia"/>
-                <w:w w:val="90"/>
-                <w:sz w:val="26"/>
-                <w:szCs w:val="26"/>
-              </w:rPr>
-              <w:t>傳福音事工和</w:t>
-            </w:r>
-            <w:r>
-              <w:rPr>
-                <w:rFonts w:ascii="Barlow Condensed Medium" w:eastAsia="標楷體" w:hAnsi="Barlow Condensed Medium" w:cs="Segoe UI Symbol" w:hint="eastAsia"/>
-                <w:w w:val="90"/>
-                <w:sz w:val="26"/>
-                <w:szCs w:val="26"/>
-              </w:rPr>
-              <w:t>下半</w:t>
-            </w:r>
-            <w:r>
-              <w:rPr>
-                <w:rFonts w:ascii="Barlow Condensed Medium" w:eastAsia="標楷體" w:hAnsi="Barlow Condensed Medium" w:cs="Segoe UI Symbol" w:hint="eastAsia"/>
-                <w:w w:val="90"/>
-                <w:sz w:val="26"/>
-                <w:szCs w:val="26"/>
-              </w:rPr>
-              <w:t>年洗禮</w:t>
-            </w:r>
-            <w:r>
-              <w:rPr>
-                <w:rFonts w:ascii="Barlow Condensed Medium" w:eastAsia="標楷體" w:hAnsi="Barlow Condensed Medium" w:cs="Segoe UI Symbol" w:hint="eastAsia"/>
-                <w:w w:val="90"/>
-                <w:sz w:val="26"/>
-                <w:szCs w:val="26"/>
-              </w:rPr>
-              <w:t>者</w:t>
-            </w:r>
-            <w:r>
-              <w:rPr>
-                <w:rFonts w:ascii="Barlow Condensed Medium" w:eastAsia="標楷體" w:hAnsi="Barlow Condensed Medium" w:cs="Segoe UI Symbol"/>
-                <w:w w:val="90"/>
-                <w:sz w:val="26"/>
-                <w:szCs w:val="26"/>
-              </w:rPr>
-              <w:t>代禱</w:t>
-            </w:r>
-            <w:r>
-              <w:rPr>
-                <w:rFonts w:ascii="Barlow Condensed Medium" w:eastAsia="標楷體" w:hAnsi="Barlow Condensed Medium" w:cstheme="minorHAnsi"/>
-                <w:w w:val="90"/>
-                <w:sz w:val="26"/>
-                <w:szCs w:val="26"/>
-              </w:rPr>
-              <w:t>。</w:t>
-            </w:r>
-          </w:p>
-        </w:tc>
-      </w:tr>
-      <w:tr>
-        <w:tc>
-          <w:tcPr>
-            <w:tcW w:w="266" w:type="dxa"/>
-            <w:tcMar>
-              <w:left w:w="28" w:type="dxa"/>
-              <w:right w:w="28" w:type="dxa"/>
-            </w:tcMar>
-          </w:tcPr>
-          <w:p>
-            <w:pPr>
-              <w:snapToGrid w:val="0"/>
-              <w:spacing w:line="300" w:lineRule="exact"/>
-              <w:jc w:val="right"/>
-              <w:rPr>
-                <w:rFonts w:ascii="Barlow Condensed Medium" w:eastAsia="標楷體" w:hAnsi="Barlow Condensed Medium" w:cstheme="minorHAnsi"/>
-                <w:w w:val="90"/>
-                <w:sz w:val="26"/>
-                <w:szCs w:val="26"/>
-              </w:rPr>
-            </w:pPr>
-            <w:r>
-              <w:rPr>
-                <w:rFonts w:ascii="Barlow Condensed Medium" w:eastAsia="標楷體" w:hAnsi="Barlow Condensed Medium" w:cstheme="minorHAnsi" w:hint="eastAsia"/>
-                <w:w w:val="90"/>
-                <w:sz w:val="26"/>
-                <w:szCs w:val="26"/>
-              </w:rPr>
-              <w:t>6</w:t>
             </w:r>
             <w:r>
               <w:rPr>
@@ -3887,6 +3333,7 @@
       <w:r>
         <w:rPr>
           <w:noProof/>
+          <w:lang w:bidi="he-IL"/>
         </w:rPr>
         <mc:AlternateContent>
           <mc:Choice Requires="wpg">
@@ -4048,7 +3495,7 @@
           </mc:Choice>
           <mc:Fallback>
             <w:pict>
-              <v:group w14:anchorId="789743EB" id="群組 21" o:spid="_x0000_s1026" style="position:absolute;margin-left:538.15pt;margin-top:28.9pt;width:134.65pt;height:261.65pt;z-index:251663872;mso-position-horizontal-relative:page;mso-position-vertical-relative:page;mso-width-relative:margin;mso-height-relative:margin" coordsize="17094,33223" o:gfxdata="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">
+              <v:group w14:anchorId="789743EB" id="群組 21" o:spid="_x0000_s1026" style="position:absolute;margin-left:538.15pt;margin-top:28.9pt;width:134.65pt;height:261.65pt;z-index:251663872;mso-position-horizontal-relative:page;mso-position-vertical-relative:page;mso-width-relative:margin;mso-height-relative:margin" coordsize="17094,33223" o:gfxdata="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">
                 <v:shapetype id="_x0000_t75" coordsize="21600,21600" o:spt="75" o:preferrelative="t" path="m@4@5l@4@11@9@11@9@5xe" filled="f" stroked="f">
                   <v:stroke joinstyle="miter"/>
                   <v:formulas>
@@ -4068,10 +3515,11 @@
                   <v:path o:extrusionok="f" gradientshapeok="t" o:connecttype="rect"/>
                   <o:lock v:ext="edit" aspectratio="t"/>
                 </v:shapetype>
-                <v:shape id="圖片 18" o:spid="_x0000_s1027" type="#_x0000_t75" style="position:absolute;left:-8065;top:8065;width:33223;height:17094;rotation:90;visibility:visible;mso-wrap-style:square" o:gfxdata="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">
+                <v:shape id="圖片 18" o:spid="_x0000_s1027" type="#_x0000_t75" style="position:absolute;left:-8065;top:8065;width:33223;height:17094;rotation:90;visibility:visible;mso-wrap-style:square" o:gfxdata="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">
                   <v:imagedata r:id="rId9" o:title=""/>
+                  <v:path arrowok="t"/>
                 </v:shape>
-                <v:roundrect id="圓角矩形 7" o:spid="_x0000_s1028" style="position:absolute;left:1666;top:2875;width:14086;height:28296;visibility:visible;mso-wrap-style:square;v-text-anchor:top" arcsize="3131f" o:gfxdata="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" filled="f" stroked="f" strokeweight="2.5pt">
+                <v:roundrect id="圓角矩形 7" o:spid="_x0000_s1028" style="position:absolute;left:1666;top:2875;width:14086;height:28296;visibility:visible;mso-wrap-style:square;v-text-anchor:top" arcsize="3131f" o:gfxdata="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" filled="f" stroked="f" strokeweight="2.5pt">
                   <v:stroke joinstyle="miter"/>
                   <v:textbox style="layout-flow:vertical-ideographic" inset="1mm,1mm,1mm,1mm">
                     <w:txbxContent>
@@ -4131,6 +3579,7 @@
       <w:r>
         <w:rPr>
           <w:noProof/>
+          <w:lang w:bidi="he-IL"/>
         </w:rPr>
         <w:drawing>
           <wp:anchor distT="0" distB="0" distL="114300" distR="114300" simplePos="0" relativeHeight="251659776" behindDoc="0" locked="0" layoutInCell="1" allowOverlap="1" wp14:anchorId="0030E694" wp14:editId="57A22266">
@@ -4191,6 +3640,7 @@
       <w:r>
         <w:rPr>
           <w:noProof/>
+          <w:lang w:bidi="he-IL"/>
         </w:rPr>
         <w:drawing>
           <wp:anchor distT="0" distB="0" distL="114300" distR="114300" simplePos="0" relativeHeight="251655680" behindDoc="0" locked="0" layoutInCell="1" allowOverlap="1" wp14:anchorId="7EAAEB92" wp14:editId="2A3315A3">
@@ -4271,6 +3721,7 @@
       <w:r>
         <w:rPr>
           <w:noProof/>
+          <w:lang w:bidi="he-IL"/>
         </w:rPr>
         <mc:AlternateContent>
           <mc:Choice Requires="wpg">
@@ -6075,12 +5526,12 @@
           </mc:Choice>
           <mc:Fallback>
             <w:pict>
-              <v:group w14:anchorId="5DF93223" id="群組 24" o:spid="_x0000_s1029" style="position:absolute;margin-left:533.85pt;margin-top:298.55pt;width:140.3pt;height:259.35pt;z-index:251661824;mso-position-horizontal-relative:page;mso-position-vertical-relative:page;mso-width-relative:margin;mso-height-relative:margin" coordsize="17818,32941" o:gfxdata="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">
+              <v:group w14:anchorId="5DF93223" id="群組 24" o:spid="_x0000_s1029" style="position:absolute;margin-left:533.85pt;margin-top:298.55pt;width:140.3pt;height:259.35pt;z-index:251661824;mso-position-horizontal-relative:page;mso-position-vertical-relative:page;mso-width-relative:margin;mso-height-relative:margin" coordsize="17818,32941" o:gfxdata="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">
                 <v:shapetype id="_x0000_t202" coordsize="21600,21600" o:spt="202" path="m,l,21600r21600,l21600,xe">
                   <v:stroke joinstyle="miter"/>
                   <v:path gradientshapeok="t" o:connecttype="rect"/>
                 </v:shapetype>
-                <v:shape id="_x0000_s1030" type="#_x0000_t202" style="position:absolute;left:351;top:293;width:17279;height:32590;visibility:visible;mso-wrap-style:square;v-text-anchor:top" o:gfxdata="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" stroked="f">
+                <v:shape id="_x0000_s1030" type="#_x0000_t202" style="position:absolute;left:351;top:293;width:17279;height:32590;visibility:visible;mso-wrap-style:square;v-text-anchor:top" o:gfxdata="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" stroked="f">
                   <v:textbox inset="0,0,0,0">
                     <w:txbxContent>
                       <w:p>
@@ -7770,7 +7221,7 @@
                     </w:txbxContent>
                   </v:textbox>
                 </v:shape>
-                <v:roundrect id="圓角矩形 5" o:spid="_x0000_s1031" style="position:absolute;width:17818;height:32941;visibility:visible;mso-wrap-style:square;v-text-anchor:middle" arcsize="2169f" o:gfxdata="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" filled="f" strokecolor="#5a5a5a [2109]" strokeweight="2.5pt">
+                <v:roundrect id="圓角矩形 5" o:spid="_x0000_s1031" style="position:absolute;width:17818;height:32941;visibility:visible;mso-wrap-style:square;v-text-anchor:middle" arcsize="2169f" o:gfxdata="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" filled="f" strokecolor="#5a5a5a [2109]" strokeweight="2.5pt">
                   <v:stroke joinstyle="miter"/>
                 </v:roundrect>
                 <w10:wrap anchorx="page" anchory="page"/>
@@ -7827,6 +7278,7 @@
         <w:rPr>
           <w:rFonts w:ascii="Barlow Condensed Medium" w:hAnsi="Barlow Condensed Medium"/>
           <w:noProof/>
+          <w:lang w:bidi="he-IL"/>
         </w:rPr>
         <mc:AlternateContent>
           <mc:Choice Requires="wpg">
@@ -8809,8 +8261,8 @@
           </mc:Choice>
           <mc:Fallback>
             <w:pict>
-              <v:group w14:anchorId="0AB0FEB2" id="群組 19" o:spid="_x0000_s1032" style="position:absolute;left:0;text-align:left;margin-left:534.4pt;margin-top:567.3pt;width:140.6pt;height:130.1pt;z-index:251651584;mso-position-horizontal-relative:page;mso-position-vertical-relative:page;mso-width-relative:margin;mso-height-relative:margin" coordorigin="108" coordsize="17868,16510" o:gfxdata="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">
-                <v:shape id="_x0000_s1033" type="#_x0000_t202" style="position:absolute;left:317;top:444;width:17634;height:15621;visibility:visible;mso-wrap-style:square;v-text-anchor:top" o:gfxdata="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" stroked="f">
+              <v:group w14:anchorId="0AB0FEB2" id="群組 19" o:spid="_x0000_s1032" style="position:absolute;left:0;text-align:left;margin-left:534.4pt;margin-top:567.3pt;width:140.6pt;height:130.1pt;z-index:251651584;mso-position-horizontal-relative:page;mso-position-vertical-relative:page;mso-width-relative:margin;mso-height-relative:margin" coordorigin="108" coordsize="17868,16510" o:gfxdata="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">
+                <v:shape id="_x0000_s1033" type="#_x0000_t202" style="position:absolute;left:317;top:444;width:17634;height:15621;visibility:visible;mso-wrap-style:square;v-text-anchor:top" o:gfxdata="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" stroked="f">
                   <v:textbox inset="0,0,0,0">
                     <w:txbxContent>
                       <w:p>
@@ -9678,7 +9130,7 @@
                     </w:txbxContent>
                   </v:textbox>
                 </v:shape>
-                <v:roundrect id="圓角矩形 25" o:spid="_x0000_s1034" style="position:absolute;left:108;width:17869;height:16510;visibility:visible;mso-wrap-style:square;v-text-anchor:middle" arcsize="4542f" o:gfxdata="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" filled="f" strokecolor="#5a5a5a [2109]" strokeweight="2.5pt">
+                <v:roundrect id="圓角矩形 25" o:spid="_x0000_s1034" style="position:absolute;left:108;width:17869;height:16510;visibility:visible;mso-wrap-style:square;v-text-anchor:middle" arcsize="4542f" o:gfxdata="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" filled="f" strokecolor="#5a5a5a [2109]" strokeweight="2.5pt">
                   <v:stroke joinstyle="miter"/>
                 </v:roundrect>
                 <w10:wrap anchorx="page" anchory="page"/>
@@ -9725,6 +9177,7 @@
         <w:rPr>
           <w:rFonts w:ascii="Barlow Condensed Medium" w:hAnsi="Barlow Condensed Medium"/>
           <w:noProof/>
+          <w:lang w:bidi="he-IL"/>
         </w:rPr>
         <mc:AlternateContent>
           <mc:Choice Requires="wps">
@@ -9846,7 +9299,7 @@
           </mc:Choice>
           <mc:Fallback>
             <w:pict>
-              <v:shape w14:anchorId="76BD7DFF" id="文字方塊 2" o:spid="_x0000_s1035" type="#_x0000_t202" style="position:absolute;margin-left:31.4pt;margin-top:-54.1pt;width:109.8pt;height:110.6pt;z-index:251666944;visibility:visible;mso-wrap-style:square;mso-width-percent:0;mso-height-percent:200;mso-wrap-distance-left:9pt;mso-wrap-distance-top:3.6pt;mso-wrap-distance-right:9pt;mso-wrap-distance-bottom:3.6pt;mso-position-horizontal:absolute;mso-position-horizontal-relative:text;mso-position-vertical:absolute;mso-position-vertical-relative:text;mso-width-percent:0;mso-height-percent:200;mso-width-relative:margin;mso-height-relative:margin;v-text-anchor:top" o:gfxdata="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" filled="f" stroked="f">
+              <v:shape w14:anchorId="76BD7DFF" id="文字方塊 2" o:spid="_x0000_s1035" type="#_x0000_t202" style="position:absolute;margin-left:31.4pt;margin-top:-54.1pt;width:109.8pt;height:110.6pt;z-index:251666944;visibility:visible;mso-wrap-style:square;mso-width-percent:0;mso-height-percent:200;mso-wrap-distance-left:9pt;mso-wrap-distance-top:3.6pt;mso-wrap-distance-right:9pt;mso-wrap-distance-bottom:3.6pt;mso-position-horizontal:absolute;mso-position-horizontal-relative:text;mso-position-vertical:absolute;mso-position-vertical-relative:text;mso-width-percent:0;mso-height-percent:200;mso-width-relative:margin;mso-height-relative:margin;v-text-anchor:top" o:gfxdata="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" filled="f" stroked="f">
                 <v:textbox style="mso-fit-shape-to-text:t" inset="1mm,1mm,1mm,1mm">
                   <w:txbxContent>
                     <w:p>
@@ -9947,6 +9400,7 @@
         <w:rPr>
           <w:rFonts w:ascii="Barlow Condensed Medium" w:hAnsi="Barlow Condensed Medium"/>
           <w:noProof/>
+          <w:lang w:bidi="he-IL"/>
         </w:rPr>
         <mc:AlternateContent>
           <mc:Choice Requires="wps">
@@ -10045,7 +9499,7 @@
           </mc:Choice>
           <mc:Fallback>
             <w:pict>
-              <v:roundrect w14:anchorId="4775AEF3" id="圓角矩形 12" o:spid="_x0000_s1036" style="position:absolute;margin-left:-.9pt;margin-top:16.35pt;width:49.3pt;height:15.45pt;z-index:251647488;visibility:visible;mso-wrap-style:square;mso-width-percent:0;mso-height-percent:0;mso-wrap-distance-left:9pt;mso-wrap-distance-top:0;mso-wrap-distance-right:9pt;mso-wrap-distance-bottom:0;mso-position-horizontal:absolute;mso-position-horizontal-relative:text;mso-position-vertical:absolute;mso-position-vertical-relative:text;mso-width-percent:0;mso-height-percent:0;mso-width-relative:margin;mso-height-relative:margin;v-text-anchor:middle" arcsize="10923f" o:gfxdata="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" fillcolor="#5a5a5a [2109]" stroked="f" strokeweight="1pt">
+              <v:roundrect w14:anchorId="4775AEF3" id="圓角矩形 12" o:spid="_x0000_s1036" style="position:absolute;margin-left:-.9pt;margin-top:16.35pt;width:49.3pt;height:15.45pt;z-index:251647488;visibility:visible;mso-wrap-style:square;mso-width-percent:0;mso-height-percent:0;mso-wrap-distance-left:9pt;mso-wrap-distance-top:0;mso-wrap-distance-right:9pt;mso-wrap-distance-bottom:0;mso-position-horizontal:absolute;mso-position-horizontal-relative:text;mso-position-vertical:absolute;mso-position-vertical-relative:text;mso-width-percent:0;mso-height-percent:0;mso-width-relative:margin;mso-height-relative:margin;v-text-anchor:middle" arcsize="10923f" o:gfxdata="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" fillcolor="#5a5a5a [2109]" stroked="f" strokeweight="1pt">
                 <v:stroke joinstyle="miter"/>
                 <v:textbox inset=".5mm,0,.5mm,0">
                   <w:txbxContent>
@@ -10087,6 +9541,7 @@
         <w:rPr>
           <w:rFonts w:ascii="Barlow Condensed Medium" w:hAnsi="Barlow Condensed Medium"/>
           <w:noProof/>
+          <w:lang w:bidi="he-IL"/>
         </w:rPr>
         <mc:AlternateContent>
           <mc:Choice Requires="wps">
@@ -10185,7 +9640,7 @@
           </mc:Choice>
           <mc:Fallback>
             <w:pict>
-              <v:roundrect w14:anchorId="196DC3BF" id="圓角矩形 14" o:spid="_x0000_s1037" style="position:absolute;margin-left:-1.25pt;margin-top:16.7pt;width:83.6pt;height:15.3pt;z-index:251648512;visibility:visible;mso-wrap-style:square;mso-width-percent:0;mso-height-percent:0;mso-wrap-distance-left:9pt;mso-wrap-distance-top:0;mso-wrap-distance-right:9pt;mso-wrap-distance-bottom:0;mso-position-horizontal:absolute;mso-position-horizontal-relative:text;mso-position-vertical:absolute;mso-position-vertical-relative:text;mso-width-percent:0;mso-height-percent:0;mso-width-relative:margin;mso-height-relative:margin;v-text-anchor:middle" arcsize="10923f" o:gfxdata="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" fillcolor="#5a5a5a [2109]" stroked="f" strokeweight="1pt">
+              <v:roundrect w14:anchorId="196DC3BF" id="圓角矩形 14" o:spid="_x0000_s1037" style="position:absolute;margin-left:-1.25pt;margin-top:16.7pt;width:83.6pt;height:15.3pt;z-index:251648512;visibility:visible;mso-wrap-style:square;mso-width-percent:0;mso-height-percent:0;mso-wrap-distance-left:9pt;mso-wrap-distance-top:0;mso-wrap-distance-right:9pt;mso-wrap-distance-bottom:0;mso-position-horizontal:absolute;mso-position-horizontal-relative:text;mso-position-vertical:absolute;mso-position-vertical-relative:text;mso-width-percent:0;mso-height-percent:0;mso-width-relative:margin;mso-height-relative:margin;v-text-anchor:middle" arcsize="10923f" o:gfxdata="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" fillcolor="#5a5a5a [2109]" stroked="f" strokeweight="1pt">
                 <v:stroke joinstyle="miter"/>
                 <v:textbox inset=".5mm,0,.5mm,0">
                   <w:txbxContent>
@@ -10283,6 +9738,7 @@
         <w:rPr>
           <w:rFonts w:ascii="Barlow Condensed Medium" w:hAnsi="Barlow Condensed Medium"/>
           <w:noProof/>
+          <w:lang w:bidi="he-IL"/>
         </w:rPr>
         <mc:AlternateContent>
           <mc:Choice Requires="wps">
@@ -10381,7 +9837,7 @@
           </mc:Choice>
           <mc:Fallback>
             <w:pict>
-              <v:roundrect w14:anchorId="1A4DC044" id="圓角矩形 9" o:spid="_x0000_s1038" style="position:absolute;margin-left:-.6pt;margin-top:16.6pt;width:30.35pt;height:15.3pt;z-index:251649536;visibility:visible;mso-wrap-style:square;mso-width-percent:0;mso-height-percent:0;mso-wrap-distance-left:9pt;mso-wrap-distance-top:0;mso-wrap-distance-right:9pt;mso-wrap-distance-bottom:0;mso-position-horizontal:absolute;mso-position-horizontal-relative:text;mso-position-vertical:absolute;mso-position-vertical-relative:text;mso-width-percent:0;mso-height-percent:0;mso-width-relative:margin;mso-height-relative:margin;v-text-anchor:middle" arcsize="10923f" o:gfxdata="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" fillcolor="#5a5a5a [2109]" stroked="f" strokeweight="1pt">
+              <v:roundrect w14:anchorId="1A4DC044" id="圓角矩形 9" o:spid="_x0000_s1038" style="position:absolute;margin-left:-.6pt;margin-top:16.6pt;width:30.35pt;height:15.3pt;z-index:251649536;visibility:visible;mso-wrap-style:square;mso-width-percent:0;mso-height-percent:0;mso-wrap-distance-left:9pt;mso-wrap-distance-top:0;mso-wrap-distance-right:9pt;mso-wrap-distance-bottom:0;mso-position-horizontal:absolute;mso-position-horizontal-relative:text;mso-position-vertical:absolute;mso-position-vertical-relative:text;mso-width-percent:0;mso-height-percent:0;mso-width-relative:margin;mso-height-relative:margin;v-text-anchor:middle" arcsize="10923f" o:gfxdata="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" fillcolor="#5a5a5a [2109]" stroked="f" strokeweight="1pt">
                 <v:stroke joinstyle="miter"/>
                 <v:textbox inset=".5mm,0,.5mm,0">
                   <w:txbxContent>
@@ -10479,6 +9935,7 @@
         <w:rPr>
           <w:rFonts w:ascii="Barlow Condensed Medium" w:hAnsi="Barlow Condensed Medium"/>
           <w:noProof/>
+          <w:lang w:bidi="he-IL"/>
         </w:rPr>
         <w:drawing>
           <wp:anchor distT="0" distB="0" distL="114300" distR="114300" simplePos="0" relativeHeight="251654656" behindDoc="1" locked="0" layoutInCell="1" allowOverlap="1" wp14:anchorId="2AA2D55C" wp14:editId="23203011">
@@ -10547,6 +10004,7 @@
         <w:rPr>
           <w:rFonts w:ascii="Barlow Condensed Medium" w:hAnsi="Barlow Condensed Medium"/>
           <w:noProof/>
+          <w:lang w:bidi="he-IL"/>
         </w:rPr>
         <mc:AlternateContent>
           <mc:Choice Requires="wps">
@@ -10645,7 +10103,7 @@
           </mc:Choice>
           <mc:Fallback>
             <w:pict>
-              <v:roundrect w14:anchorId="03BFD3A3" id="圓角矩形 13" o:spid="_x0000_s1039" style="position:absolute;margin-left:-.4pt;margin-top:16.65pt;width:49.3pt;height:15.3pt;z-index:251650560;visibility:visible;mso-wrap-style:square;mso-width-percent:0;mso-height-percent:0;mso-wrap-distance-left:9pt;mso-wrap-distance-top:0;mso-wrap-distance-right:9pt;mso-wrap-distance-bottom:0;mso-position-horizontal:absolute;mso-position-horizontal-relative:text;mso-position-vertical:absolute;mso-position-vertical-relative:text;mso-width-percent:0;mso-height-percent:0;mso-width-relative:margin;mso-height-relative:margin;v-text-anchor:middle" arcsize="10923f" o:gfxdata="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" fillcolor="#5a5a5a [2109]" stroked="f" strokeweight="1pt">
+              <v:roundrect w14:anchorId="03BFD3A3" id="圓角矩形 13" o:spid="_x0000_s1039" style="position:absolute;margin-left:-.4pt;margin-top:16.65pt;width:49.3pt;height:15.3pt;z-index:251650560;visibility:visible;mso-wrap-style:square;mso-width-percent:0;mso-height-percent:0;mso-wrap-distance-left:9pt;mso-wrap-distance-top:0;mso-wrap-distance-right:9pt;mso-wrap-distance-bottom:0;mso-position-horizontal:absolute;mso-position-horizontal-relative:text;mso-position-vertical:absolute;mso-position-vertical-relative:text;mso-width-percent:0;mso-height-percent:0;mso-width-relative:margin;mso-height-relative:margin;v-text-anchor:middle" arcsize="10923f" o:gfxdata="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" fillcolor="#5a5a5a [2109]" stroked="f" strokeweight="1pt">
                 <v:stroke joinstyle="miter"/>
                 <v:textbox inset=".5mm,0,.5mm,0">
                   <w:txbxContent>
@@ -10781,6 +10239,7 @@
           <w:rFonts w:ascii="Barlow Condensed Medium" w:eastAsia="華康儷中黑" w:hAnsi="Barlow Condensed Medium"/>
           <w:noProof/>
           <w:w w:val="80"/>
+          <w:lang w:bidi="he-IL"/>
         </w:rPr>
         <mc:AlternateContent>
           <mc:Choice Requires="wps">
@@ -10881,7 +10340,7 @@
           </mc:Choice>
           <mc:Fallback>
             <w:pict>
-              <v:shape w14:anchorId="77C1E33A" id="_x0000_s1040" type="#_x0000_t202" style="position:absolute;margin-left:107.25pt;margin-top:6.2pt;width:125.55pt;height:16.3pt;z-index:251665920;visibility:visible;mso-wrap-style:square;mso-width-percent:0;mso-height-percent:0;mso-wrap-distance-left:9pt;mso-wrap-distance-top:3.6pt;mso-wrap-distance-right:9pt;mso-wrap-distance-bottom:3.6pt;mso-position-horizontal:absolute;mso-position-horizontal-relative:text;mso-position-vertical:absolute;mso-position-vertical-relative:text;mso-width-percent:0;mso-height-percent:0;mso-width-relative:margin;mso-height-relative:margin;v-text-anchor:top" o:gfxdata="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" filled="f" stroked="f">
+              <v:shape w14:anchorId="77C1E33A" id="_x0000_s1040" type="#_x0000_t202" style="position:absolute;margin-left:107.25pt;margin-top:6.2pt;width:125.55pt;height:16.3pt;z-index:251665920;visibility:visible;mso-wrap-style:square;mso-width-percent:0;mso-height-percent:0;mso-wrap-distance-left:9pt;mso-wrap-distance-top:3.6pt;mso-wrap-distance-right:9pt;mso-wrap-distance-bottom:3.6pt;mso-position-horizontal:absolute;mso-position-horizontal-relative:text;mso-position-vertical:absolute;mso-position-vertical-relative:text;mso-width-percent:0;mso-height-percent:0;mso-width-relative:margin;mso-height-relative:margin;v-text-anchor:top" o:gfxdata="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" filled="f" stroked="f">
                 <v:textbox inset="0,0,0,0">
                   <w:txbxContent>
                     <w:p>
@@ -11702,6 +11161,7 @@
                 <w:color w:val="000000" w:themeColor="text1"/>
                 <w:sz w:val="18"/>
                 <w:szCs w:val="18"/>
+                <w:lang w:bidi="he-IL"/>
               </w:rPr>
               <mc:AlternateContent>
                 <mc:Choice Requires="wps">
@@ -11801,7 +11261,7 @@
                 </mc:Choice>
                 <mc:Fallback>
                   <w:pict>
-                    <v:rect w14:anchorId="343BC9BA" id="矩形 8" o:spid="_x0000_s1041" style="position:absolute;left:0;text-align:left;margin-left:-.7pt;margin-top:2.7pt;width:18.75pt;height:92.3pt;z-index:251662848;visibility:visible;mso-wrap-style:square;mso-width-percent:0;mso-height-percent:0;mso-wrap-distance-left:9pt;mso-wrap-distance-top:0;mso-wrap-distance-right:9pt;mso-wrap-distance-bottom:0;mso-position-horizontal:absolute;mso-position-horizontal-relative:text;mso-position-vertical:absolute;mso-position-vertical-relative:text;mso-width-percent:0;mso-height-percent:0;mso-width-relative:margin;mso-height-relative:margin;v-text-anchor:middle" o:gfxdata="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" fillcolor="#5a5a5a [2109]" stroked="f" strokeweight="1pt">
+                    <v:rect w14:anchorId="343BC9BA" id="矩形 8" o:spid="_x0000_s1041" style="position:absolute;left:0;text-align:left;margin-left:-.7pt;margin-top:2.7pt;width:18.75pt;height:92.3pt;z-index:251662848;visibility:visible;mso-wrap-style:square;mso-width-percent:0;mso-height-percent:0;mso-wrap-distance-left:9pt;mso-wrap-distance-top:0;mso-wrap-distance-right:9pt;mso-wrap-distance-bottom:0;mso-position-horizontal:absolute;mso-position-horizontal-relative:text;mso-position-vertical:absolute;mso-position-vertical-relative:text;mso-width-percent:0;mso-height-percent:0;mso-width-relative:margin;mso-height-relative:margin;v-text-anchor:middle" o:gfxdata="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" fillcolor="#5a5a5a [2109]" stroked="f" strokeweight="1pt">
                       <v:textbox style="layout-flow:vertical-ideographic" inset="1mm,1mm,1mm,1mm">
                         <w:txbxContent>
                           <w:p>
@@ -12764,6 +12224,7 @@
                 <w:color w:val="000000" w:themeColor="text1"/>
                 <w:sz w:val="18"/>
                 <w:szCs w:val="18"/>
+                <w:lang w:bidi="he-IL"/>
               </w:rPr>
               <mc:AlternateContent>
                 <mc:Choice Requires="wps">
@@ -12863,7 +12324,7 @@
                 </mc:Choice>
                 <mc:Fallback>
                   <w:pict>
-                    <v:rect w14:anchorId="363672F5" id="矩形 10" o:spid="_x0000_s1042" style="position:absolute;left:0;text-align:left;margin-left:-.7pt;margin-top:12.9pt;width:19.25pt;height:42.9pt;z-index:251657728;visibility:visible;mso-wrap-style:square;mso-width-percent:0;mso-height-percent:0;mso-wrap-distance-left:9pt;mso-wrap-distance-top:0;mso-wrap-distance-right:9pt;mso-wrap-distance-bottom:0;mso-position-horizontal:absolute;mso-position-horizontal-relative:text;mso-position-vertical:absolute;mso-position-vertical-relative:text;mso-width-percent:0;mso-height-percent:0;mso-width-relative:margin;mso-height-relative:margin;v-text-anchor:middle" o:gfxdata="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" fillcolor="#5a5a5a [2109]" stroked="f" strokeweight="1pt">
+                    <v:rect w14:anchorId="363672F5" id="矩形 10" o:spid="_x0000_s1042" style="position:absolute;left:0;text-align:left;margin-left:-.7pt;margin-top:12.9pt;width:19.25pt;height:42.9pt;z-index:251657728;visibility:visible;mso-wrap-style:square;mso-width-percent:0;mso-height-percent:0;mso-wrap-distance-left:9pt;mso-wrap-distance-top:0;mso-wrap-distance-right:9pt;mso-wrap-distance-bottom:0;mso-position-horizontal:absolute;mso-position-horizontal-relative:text;mso-position-vertical:absolute;mso-position-vertical-relative:text;mso-width-percent:0;mso-height-percent:0;mso-width-relative:margin;mso-height-relative:margin;v-text-anchor:middle" o:gfxdata="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" fillcolor="#5a5a5a [2109]" stroked="f" strokeweight="1pt">
                       <v:textbox style="layout-flow:vertical-ideographic" inset="1mm,1mm,1mm,1mm">
                         <w:txbxContent>
                           <w:p>
@@ -13550,6 +13011,7 @@
                 <w:color w:val="000000" w:themeColor="text1"/>
                 <w:sz w:val="18"/>
                 <w:szCs w:val="18"/>
+                <w:lang w:bidi="he-IL"/>
               </w:rPr>
               <mc:AlternateContent>
                 <mc:Choice Requires="wps">
@@ -13657,7 +13119,7 @@
                 </mc:Choice>
                 <mc:Fallback>
                   <w:pict>
-                    <v:rect w14:anchorId="4D37C684" id="矩形 11" o:spid="_x0000_s1043" style="position:absolute;left:0;text-align:left;margin-left:-.7pt;margin-top:1.65pt;width:19.25pt;height:111.25pt;z-index:251656704;visibility:visible;mso-wrap-style:square;mso-width-percent:0;mso-height-percent:0;mso-wrap-distance-left:9pt;mso-wrap-distance-top:0;mso-wrap-distance-right:9pt;mso-wrap-distance-bottom:0;mso-position-horizontal:absolute;mso-position-horizontal-relative:text;mso-position-vertical:absolute;mso-position-vertical-relative:text;mso-width-percent:0;mso-height-percent:0;mso-width-relative:margin;mso-height-relative:margin;v-text-anchor:middle" o:gfxdata="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" fillcolor="#5a5a5a [2109]" stroked="f" strokeweight="1pt">
+                    <v:rect w14:anchorId="4D37C684" id="矩形 11" o:spid="_x0000_s1043" style="position:absolute;left:0;text-align:left;margin-left:-.7pt;margin-top:1.65pt;width:19.25pt;height:111.25pt;z-index:251656704;visibility:visible;mso-wrap-style:square;mso-width-percent:0;mso-height-percent:0;mso-wrap-distance-left:9pt;mso-wrap-distance-top:0;mso-wrap-distance-right:9pt;mso-wrap-distance-bottom:0;mso-position-horizontal:absolute;mso-position-horizontal-relative:text;mso-position-vertical:absolute;mso-position-vertical-relative:text;mso-width-percent:0;mso-height-percent:0;mso-width-relative:margin;mso-height-relative:margin;v-text-anchor:middle" o:gfxdata="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" fillcolor="#5a5a5a [2109]" stroked="f" strokeweight="1pt">
                       <v:textbox style="layout-flow:vertical-ideographic" inset="1mm,1mm,1mm,1mm">
                         <w:txbxContent>
                           <w:p>
@@ -15351,6 +14813,7 @@
         <w:rPr>
           <w:rFonts w:ascii="Bahnschrift SemiBold Condensed" w:eastAsia="華康細黑體" w:hAnsi="Bahnschrift SemiBold Condensed"/>
           <w:noProof/>
+          <w:lang w:bidi="he-IL"/>
         </w:rPr>
         <mc:AlternateContent>
           <mc:Choice Requires="wps">
@@ -15413,7 +14876,7 @@
           </mc:Choice>
           <mc:Fallback>
             <w:pict>
-              <v:line w14:anchorId="496091EC" id="直線接點 2" o:spid="_x0000_s1026" style="position:absolute;z-index:251653632;visibility:visible;mso-wrap-style:square;mso-height-percent:0;mso-wrap-distance-left:9pt;mso-wrap-distance-top:0;mso-wrap-distance-right:9pt;mso-wrap-distance-bottom:0;mso-position-horizontal:absolute;mso-position-horizontal-relative:page;mso-position-vertical:absolute;mso-position-vertical-relative:page;mso-height-percent:0;mso-height-relative:margin" from="687.75pt,19.85pt" to="687.75pt,709.8pt" o:gfxdata="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" strokecolor="black [3213]" strokeweight=".5pt">
+              <v:line w14:anchorId="4C72B875" id="直線接點 2" o:spid="_x0000_s1026" style="position:absolute;z-index:251653632;visibility:visible;mso-wrap-style:square;mso-height-percent:0;mso-wrap-distance-left:9pt;mso-wrap-distance-top:0;mso-wrap-distance-right:9pt;mso-wrap-distance-bottom:0;mso-position-horizontal:absolute;mso-position-horizontal-relative:page;mso-position-vertical:absolute;mso-position-vertical-relative:page;mso-height-percent:0;mso-height-relative:margin" from="687.75pt,19.85pt" to="687.75pt,709.8pt" o:gfxdata="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" strokecolor="black [3213]" strokeweight=".5pt">
                 <v:stroke dashstyle="3 1" joinstyle="miter"/>
                 <w10:wrap anchorx="page" anchory="page"/>
               </v:line>
@@ -16368,7 +15831,7 @@
                 <w:rFonts w:ascii="Barlow Condensed Medium" w:eastAsia="標楷體" w:hAnsi="Barlow Condensed Medium" w:cstheme="minorHAnsi" w:hint="eastAsia"/>
                 <w:w w:val="80"/>
               </w:rPr>
-              <w:t>18</w:t>
+              <w:t>13</w:t>
             </w:r>
           </w:p>
         </w:tc>
@@ -16663,7 +16126,7 @@
                 <w:rFonts w:ascii="Barlow Condensed Medium" w:eastAsia="標楷體" w:hAnsi="Barlow Condensed Medium" w:cstheme="minorHAnsi" w:hint="eastAsia"/>
                 <w:w w:val="80"/>
               </w:rPr>
-              <w:t>56</w:t>
+              <w:t>71</w:t>
             </w:r>
           </w:p>
         </w:tc>
@@ -17474,7 +16937,7 @@
                 <w:rFonts w:ascii="Barlow Condensed Medium" w:eastAsia="標楷體" w:hAnsi="Barlow Condensed Medium" w:cstheme="minorHAnsi" w:hint="eastAsia"/>
                 <w:w w:val="80"/>
               </w:rPr>
-              <w:t>--</w:t>
+              <w:t>5</w:t>
             </w:r>
           </w:p>
         </w:tc>
@@ -17743,7 +17206,7 @@
                 <w:rFonts w:ascii="Barlow Condensed Medium" w:eastAsia="標楷體" w:hAnsi="Barlow Condensed Medium" w:cstheme="minorHAnsi" w:hint="eastAsia"/>
                 <w:w w:val="80"/>
               </w:rPr>
-              <w:t>18</w:t>
+              <w:t>--</w:t>
             </w:r>
           </w:p>
         </w:tc>
@@ -18005,7 +17468,7 @@
                 <w:rFonts w:ascii="Barlow Condensed Medium" w:eastAsia="標楷體" w:hAnsi="Barlow Condensed Medium" w:cstheme="minorHAnsi" w:hint="eastAsia"/>
                 <w:w w:val="80"/>
               </w:rPr>
-              <w:t>18</w:t>
+              <w:t>19</w:t>
             </w:r>
           </w:p>
         </w:tc>
@@ -18737,7 +18200,7 @@
                 <w:rFonts w:ascii="Barlow Condensed Medium" w:eastAsia="標楷體" w:hAnsi="Barlow Condensed Medium" w:cstheme="minorHAnsi" w:hint="eastAsia"/>
                 <w:w w:val="80"/>
               </w:rPr>
-              <w:t>5</w:t>
+              <w:t>3</w:t>
             </w:r>
           </w:p>
         </w:tc>
@@ -19002,13 +18465,6 @@
                 <w:w w:val="80"/>
               </w:rPr>
             </w:pPr>
-            <w:r>
-              <w:rPr>
-                <w:rFonts w:ascii="Barlow Condensed Medium" w:eastAsia="標楷體" w:hAnsi="Barlow Condensed Medium" w:cstheme="minorHAnsi" w:hint="eastAsia"/>
-                <w:w w:val="80"/>
-              </w:rPr>
-              <w:t>6</w:t>
-            </w:r>
           </w:p>
         </w:tc>
         <w:tc>
@@ -19539,7 +18995,7 @@
                 <w:rFonts w:ascii="Barlow Condensed Medium" w:eastAsia="標楷體" w:hAnsi="Barlow Condensed Medium" w:cstheme="minorHAnsi" w:hint="eastAsia"/>
                 <w:w w:val="80"/>
               </w:rPr>
-              <w:t>14</w:t>
+              <w:t>--</w:t>
             </w:r>
           </w:p>
         </w:tc>
@@ -19808,7 +19264,7 @@
                 <w:rFonts w:ascii="Barlow Condensed Medium" w:eastAsia="標楷體" w:hAnsi="Barlow Condensed Medium" w:cstheme="minorHAnsi" w:hint="eastAsia"/>
                 <w:w w:val="80"/>
               </w:rPr>
-              <w:t>--</w:t>
+              <w:t>7</w:t>
             </w:r>
           </w:p>
         </w:tc>
@@ -23383,15 +22839,7 @@
                 <w:w w:val="80"/>
                 <w:szCs w:val="24"/>
               </w:rPr>
-              <w:t>婦女</w:t>
-            </w:r>
-            <w:r>
-              <w:rPr>
-                <w:rFonts w:ascii="Barlow Condensed Medium" w:eastAsia="華康中黑體" w:hAnsi="Barlow Condensed Medium" w:cstheme="minorHAnsi" w:hint="eastAsia"/>
-                <w:w w:val="80"/>
-                <w:szCs w:val="24"/>
-              </w:rPr>
-              <w:t>團契</w:t>
+              <w:t>婦女團契</w:t>
             </w:r>
             <w:r>
               <w:rPr>
@@ -24276,7 +23724,7 @@
                 <w:sz w:val="20"/>
                 <w:szCs w:val="20"/>
               </w:rPr>
-              <w:t>30*</w:t>
+              <w:t>38*</w:t>
             </w:r>
             <w:r>
               <w:rPr>
@@ -24287,7 +23735,7 @@
                 <w:sz w:val="20"/>
                 <w:szCs w:val="20"/>
               </w:rPr>
-              <w:t>(15)</w:t>
+              <w:t>(36)</w:t>
             </w:r>
           </w:p>
         </w:tc>
@@ -24472,7 +23920,7 @@
                 <w:sz w:val="20"/>
                 <w:szCs w:val="20"/>
               </w:rPr>
-              <w:t>31:1-32</w:t>
+              <w:t>39*</w:t>
             </w:r>
             <w:r>
               <w:rPr>
@@ -24483,7 +23931,7 @@
                 <w:sz w:val="20"/>
                 <w:szCs w:val="20"/>
               </w:rPr>
-              <w:t>(6)</w:t>
+              <w:t>(17)</w:t>
             </w:r>
           </w:p>
         </w:tc>
@@ -24659,7 +24107,7 @@
                 <w:sz w:val="20"/>
                 <w:szCs w:val="20"/>
               </w:rPr>
-              <w:t>31:33-32*</w:t>
+              <w:t>40*</w:t>
             </w:r>
             <w:r>
               <w:rPr>
@@ -24670,7 +24118,7 @@
                 <w:sz w:val="20"/>
                 <w:szCs w:val="20"/>
               </w:rPr>
-              <w:t>(32:18)</w:t>
+              <w:t>(11)</w:t>
             </w:r>
           </w:p>
         </w:tc>
@@ -24846,7 +24294,7 @@
                 <w:sz w:val="20"/>
                 <w:szCs w:val="20"/>
               </w:rPr>
-              <w:t>33*</w:t>
+              <w:t>41*</w:t>
             </w:r>
             <w:r>
               <w:rPr>
@@ -24857,7 +24305,7 @@
                 <w:sz w:val="20"/>
                 <w:szCs w:val="20"/>
               </w:rPr>
-              <w:t>(30)</w:t>
+              <w:t>(9,11)</w:t>
             </w:r>
           </w:p>
         </w:tc>
@@ -25033,7 +24481,7 @@
                 <w:sz w:val="20"/>
                 <w:szCs w:val="20"/>
               </w:rPr>
-              <w:t>34*</w:t>
+              <w:t>42*</w:t>
             </w:r>
             <w:r>
               <w:rPr>
@@ -25044,7 +24492,7 @@
                 <w:sz w:val="20"/>
                 <w:szCs w:val="20"/>
               </w:rPr>
-              <w:t>(6)</w:t>
+              <w:t>(4-5)</w:t>
             </w:r>
           </w:p>
         </w:tc>
@@ -25220,7 +24668,18 @@
                 <w:sz w:val="20"/>
                 <w:szCs w:val="20"/>
               </w:rPr>
-              <w:t>35*-36:21</w:t>
+              <w:t>弗</w:t>
+            </w:r>
+            <w:r>
+              <w:rPr>
+                <w:rFonts w:ascii="Yanone Kaffeesatz Regular" w:eastAsia="華康儷中黑" w:hAnsi="Yanone Kaffeesatz Regular" w:cs="DaunPenh"/>
+                <w:b/>
+                <w:bCs/>
+                <w:w w:val="125"/>
+                <w:sz w:val="20"/>
+                <w:szCs w:val="20"/>
+              </w:rPr>
+              <w:t>1*</w:t>
             </w:r>
             <w:r>
               <w:rPr>
@@ -25231,7 +24690,7 @@
                 <w:sz w:val="20"/>
                 <w:szCs w:val="20"/>
               </w:rPr>
-              <w:t>(35:13)</w:t>
+              <w:t>(13)</w:t>
             </w:r>
           </w:p>
         </w:tc>
@@ -25407,7 +24866,7 @@
                 <w:sz w:val="20"/>
                 <w:szCs w:val="20"/>
               </w:rPr>
-              <w:t>36:22-37*</w:t>
+              <w:t>2*</w:t>
             </w:r>
             <w:r>
               <w:rPr>
@@ -25418,7 +24877,7 @@
                 <w:sz w:val="20"/>
                 <w:szCs w:val="20"/>
               </w:rPr>
-              <w:t>(37:19)</w:t>
+              <w:t>(14)</w:t>
             </w:r>
           </w:p>
         </w:tc>
@@ -25443,6 +24902,7 @@
           <w:w w:val="60"/>
           <w:sz w:val="26"/>
           <w:szCs w:val="26"/>
+          <w:lang w:bidi="he-IL"/>
         </w:rPr>
         <w:drawing>
           <wp:anchor distT="0" distB="0" distL="114300" distR="114300" simplePos="0" relativeHeight="251652608" behindDoc="1" locked="0" layoutInCell="1" allowOverlap="1" wp14:anchorId="433B7986" wp14:editId="21CE1412">
@@ -25826,7 +25286,7 @@
           <w:sz w:val="26"/>
           <w:szCs w:val="26"/>
         </w:rPr>
-        <w:t>榮耀常新</w:t>
+        <w:t>誰把智慧放在懷裡</w:t>
       </w:r>
       <w:r>
         <w:rPr>
@@ -25892,7 +25352,7 @@
           <w:sz w:val="26"/>
           <w:szCs w:val="26"/>
         </w:rPr>
-        <w:t>我的榮耀在我身上更新，</w:t>
+        <w:t>誰把智慧放在懷裡，</w:t>
       </w:r>
     </w:p>
     <w:p>
@@ -25918,7 +25378,7 @@
           <w:sz w:val="26"/>
           <w:szCs w:val="26"/>
         </w:rPr>
-        <w:t>我的弓在我手中日新。</w:t>
+        <w:t>或把聰明賜於人的心中？</w:t>
       </w:r>
       <w:r>
         <w:rPr>
@@ -25948,7 +25408,7 @@
           <w:sz w:val="26"/>
           <w:szCs w:val="26"/>
         </w:rPr>
-        <w:t>2</w:t>
+        <w:t>38</w:t>
       </w:r>
       <w:r>
         <w:rPr>
@@ -25958,7 +25418,7 @@
           <w:sz w:val="26"/>
           <w:szCs w:val="26"/>
         </w:rPr>
-        <w:t>9</w:t>
+        <w:t>:</w:t>
       </w:r>
       <w:r>
         <w:rPr>
@@ -25968,27 +25428,7 @@
           <w:sz w:val="26"/>
           <w:szCs w:val="26"/>
         </w:rPr>
-        <w:t>:</w:t>
-      </w:r>
-      <w:r>
-        <w:rPr>
-          <w:rFonts w:ascii="Barlow Condensed Medium" w:eastAsia="華康儷中黑" w:hAnsi="Barlow Condensed Medium" w:cs="Calibri" w:hint="eastAsia"/>
-          <w:bCs/>
-          <w:w w:val="70"/>
-          <w:sz w:val="26"/>
-          <w:szCs w:val="26"/>
-        </w:rPr>
-        <w:t>2</w:t>
-      </w:r>
-      <w:r>
-        <w:rPr>
-          <w:rFonts w:ascii="Barlow Condensed Medium" w:eastAsia="華康儷中黑" w:hAnsi="Barlow Condensed Medium" w:cs="Calibri" w:hint="eastAsia"/>
-          <w:bCs/>
-          <w:w w:val="70"/>
-          <w:sz w:val="26"/>
-          <w:szCs w:val="26"/>
-        </w:rPr>
-        <w:t>0</w:t>
+        <w:t>36</w:t>
       </w:r>
       <w:r>
         <w:rPr>
@@ -26110,7 +25550,7 @@
                 <w:sz w:val="26"/>
                 <w:szCs w:val="26"/>
               </w:rPr>
-              <w:t>義人的榮耀從何而來</w:t>
+              <w:t>人如何能知道自己無知</w:t>
             </w:r>
             <w:r>
               <w:rPr>
@@ -26182,7 +25622,7 @@
                 <w:sz w:val="26"/>
                 <w:szCs w:val="26"/>
               </w:rPr>
-              <w:t>為何　神缺席，公義就失去意義</w:t>
+              <w:t xml:space="preserve">　神為何問約伯一堆人不可能知道的問題</w:t>
             </w:r>
             <w:r>
               <w:rPr>
@@ -26254,7 +25694,7 @@
                 <w:sz w:val="26"/>
                 <w:szCs w:val="26"/>
               </w:rPr>
-              <w:t>義人為何引人追隨</w:t>
+              <w:t xml:space="preserve">　神造人最大的奧秘為何</w:t>
             </w:r>
             <w:r>
               <w:rPr>
@@ -26335,7 +25775,25 @@
                 <w:sz w:val="26"/>
                 <w:szCs w:val="26"/>
               </w:rPr>
-              <w:t>義人渴求什麼樣的生命</w:t>
+              <w:t xml:space="preserve">　神為何樂意人</w:t>
+            </w:r>
+            <w:r>
+              <w:rPr>
+                <w:rFonts w:ascii="Barlow Condensed Medium" w:eastAsia="華康中黑體" w:hAnsi="Barlow Condensed Medium" w:cs="Arial" w:hint="eastAsia"/>
+                <w:w w:val="75"/>
+                <w:sz w:val="26"/>
+                <w:szCs w:val="26"/>
+              </w:rPr>
+              <w:t>求祂</w:t>
+            </w:r>
+            <w:r>
+              <w:rPr>
+                <w:rFonts w:ascii="Barlow Condensed Medium" w:eastAsia="華康中黑體" w:hAnsi="Barlow Condensed Medium" w:cs="Arial" w:hint="eastAsia"/>
+                <w:w w:val="75"/>
+                <w:sz w:val="26"/>
+                <w:szCs w:val="26"/>
+              </w:rPr>
+              <w:t>的智慧</w:t>
             </w:r>
             <w:r>
               <w:rPr>
@@ -26390,6 +25848,7 @@
         <w:rPr>
           <w:rFonts w:ascii="Barlow Condensed Medium" w:hAnsi="Barlow Condensed Medium"/>
           <w:noProof/>
+          <w:lang w:bidi="he-IL"/>
         </w:rPr>
         <mc:AlternateContent>
           <mc:Choice Requires="wps">
@@ -26455,7 +25914,7 @@
           </mc:Choice>
           <mc:Fallback>
             <w:pict>
-              <v:line w14:anchorId="493E4B05" id="直線接點 6" o:spid="_x0000_s1026" style="position:absolute;z-index:251664896;visibility:visible;mso-wrap-style:square;mso-width-percent:0;mso-height-percent:0;mso-wrap-distance-left:9pt;mso-wrap-distance-top:0;mso-wrap-distance-right:9pt;mso-wrap-distance-bottom:0;mso-position-horizontal:absolute;mso-position-horizontal-relative:page;mso-position-vertical:absolute;mso-position-vertical-relative:page;mso-width-percent:0;mso-height-percent:0;mso-width-relative:margin;mso-height-relative:margin" from="343.9pt,19.85pt" to="345.05pt,710.95pt" o:gfxdata="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" strokecolor="black [3213]" strokeweight=".5pt">
+              <v:line w14:anchorId="2558728C" id="直線接點 6" o:spid="_x0000_s1026" style="position:absolute;z-index:251664896;visibility:visible;mso-wrap-style:square;mso-width-percent:0;mso-height-percent:0;mso-wrap-distance-left:9pt;mso-wrap-distance-top:0;mso-wrap-distance-right:9pt;mso-wrap-distance-bottom:0;mso-position-horizontal:absolute;mso-position-horizontal-relative:page;mso-position-vertical:absolute;mso-position-vertical-relative:page;mso-width-percent:0;mso-height-percent:0;mso-width-relative:margin;mso-height-relative:margin" from="343.9pt,19.85pt" to="345.05pt,710.95pt" o:gfxdata="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" strokecolor="black [3213]" strokeweight=".5pt">
                 <v:stroke dashstyle="3 1" joinstyle="miter"/>
                 <w10:wrap anchorx="page" anchory="page"/>
               </v:line>
@@ -26467,6 +25926,7 @@
         <w:rPr>
           <w:rFonts w:ascii="Barlow Condensed Medium" w:hAnsi="Barlow Condensed Medium"/>
           <w:noProof/>
+          <w:lang w:bidi="he-IL"/>
         </w:rPr>
         <mc:AlternateContent>
           <mc:Choice Requires="wps">
@@ -26532,7 +25992,7 @@
           </mc:Choice>
           <mc:Fallback>
             <w:pict>
-              <v:line w14:anchorId="3BB02385" id="直線接點 4" o:spid="_x0000_s1026" style="position:absolute;z-index:251660800;visibility:visible;mso-wrap-style:square;mso-width-percent:0;mso-height-percent:0;mso-wrap-distance-left:9pt;mso-wrap-distance-top:0;mso-wrap-distance-right:9pt;mso-wrap-distance-bottom:0;mso-position-horizontal:absolute;mso-position-horizontal-relative:page;mso-position-vertical:absolute;mso-position-vertical-relative:page;mso-width-percent:0;mso-height-percent:0;mso-width-relative:margin;mso-height-relative:margin" from="343.9pt,19.85pt" to="345.05pt,710.95pt" o:gfxdata="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" strokecolor="black [3213]" strokeweight=".5pt">
+              <v:line w14:anchorId="419A5966" id="直線接點 4" o:spid="_x0000_s1026" style="position:absolute;z-index:251660800;visibility:visible;mso-wrap-style:square;mso-width-percent:0;mso-height-percent:0;mso-wrap-distance-left:9pt;mso-wrap-distance-top:0;mso-wrap-distance-right:9pt;mso-wrap-distance-bottom:0;mso-position-horizontal:absolute;mso-position-horizontal-relative:page;mso-position-vertical:absolute;mso-position-vertical-relative:page;mso-width-percent:0;mso-height-percent:0;mso-width-relative:margin;mso-height-relative:margin" from="343.9pt,19.85pt" to="345.05pt,710.95pt" o:gfxdata="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" strokecolor="black [3213]" strokeweight=".5pt">
                 <v:stroke dashstyle="3 1" joinstyle="miter"/>
                 <w10:wrap anchorx="page" anchory="page"/>
               </v:line>
@@ -26724,7 +26184,7 @@
           <w:sz w:val="26"/>
           <w:szCs w:val="26"/>
         </w:rPr>
-        <w:t>榮耀常新</w:t>
+        <w:t>誰把智慧放在懷裡</w:t>
       </w:r>
       <w:r>
         <w:rPr>
@@ -26817,7 +26277,7 @@
                 <w:sz w:val="26"/>
                 <w:szCs w:val="26"/>
               </w:rPr>
-              <w:t>29: 2-4,12-25 (20)</w:t>
+              <w:t>38:1-15,36</w:t>
             </w:r>
             <w:r>
               <w:rPr>
@@ -26872,6 +26332,7 @@
           <w:szCs w:val="26"/>
         </w:rPr>
       </w:pPr>
+      <w:bookmarkStart w:id="6" w:name="_GoBack"/>
       <w:r>
         <w:rPr>
           <w:rFonts w:ascii="Barlow Condensed Medium" w:eastAsia="華康儷中黑" w:hAnsi="Barlow Condensed Medium" w:hint="eastAsia"/>
@@ -26879,7 +26340,7 @@
           <w:sz w:val="26"/>
           <w:szCs w:val="26"/>
         </w:rPr>
-        <w:t>約伯最後的申訴，講訴他與　神同行的時日，一生追求公義和憐憫的生活實踐。而　神賜給他的祝福乃是在人之中有榮耀，生命不斷更新。對比給惡人的產業。</w:t>
+        <w:t>約伯的訴求終於獲得　神的回應。而　神一開始就指明，人無知的言語，模糊了祂的計劃的焦點。　神沒有責備之意，反而是要給不知實情的人忠告和知識。</w:t>
       </w:r>
       <w:r>
         <w:rPr>
@@ -26888,7 +26349,7 @@
           <w:sz w:val="26"/>
           <w:szCs w:val="26"/>
         </w:rPr>
-        <w:t>約伯真實告白自己的人生，不只是為了反駁三個朋友用不實的惡行對他的指控，反而更多是為了向　神呼求，他思念與　神同行的過去和作為一個公義的實踐者的幸福感和榮耀感，以及無限可能的智慧與能力的充實和滿足。這遠遠與惡人只看見物質和利益的短視無法相比擬。就像朋友一直用　神賜惡人產業，再取回當作懲罰，以此控告約伯的苦難就是　神的懲罰。卻對義人的心和道路完全無知，完全抓錯重點。約伯，代表自己也代表義人發言，他認為最大的懲罰不是物質財富的剝奪感，而是失去　神的同行和回應。因為，　神的同行直接關聯著義人生命的全部。物質只是無法排除的一小部份，更大的部份是公義和憐憫的言行形塑了義人自己的形象，約伯用穿戴公義的衣外和冠冕來比喻。以及受人敬重、追隨和付出關心、照顧的美好人際關係。重點是，行一切公義的意義不單只是榮耀，更是一種生命能力的成長和更新。就像種子會自動生長一樣，義人的熱情和動機永不熄滅。</w:t>
+        <w:t xml:space="preserve">　神終於說話了，而且是回應約伯，直接向他說話。而　神說人用無知的言語，就是言語中述說的知識，在先前的對話中，關於　神、善、惡與公義的知識。人的問題就出在用既定的知識去推論或猜想未知的事物，卻反過來堅持推論和猜想是真相。因此，約伯的災禍使他被誤指為行了隱密的惡，其實都是假設。又包括約伯，他的三個朋友都一樣，不知道　神的計劃。至少不知道　神和魔鬼的對話，也不知道　神力挺約伯，認為約伯必然能通過試煉來榮耀祂的名。然而，對　神而言，祂也知道真相被隱藏，不應該過度責備不知者。如今，唯有　神自己能親自解開這個奧秘，這個一切都按著祂的心意和計劃所成就的奧秘，是義人為何受苦的奧秘。</w:t>
       </w:r>
     </w:p>
     <w:p>
@@ -26911,7 +26372,7 @@
           <w:sz w:val="26"/>
           <w:szCs w:val="26"/>
         </w:rPr>
-        <w:t xml:space="preserve">　神的光照亮和引導，就如同眾人對約伯的尊敬和讚賞，就是義人的榮耀。又與　神親密的情誼，就展現在約伯對待他人都如同至親的美好關係上。</w:t>
+        <w:t xml:space="preserve">　神在風中說話，免得人看見祂，不能存活。同時要求約伯束腰，像要接受挑戰的勇士。其實就像許多人不能明白的奧秘一樣，苦難也是　神奧秘的計劃之一。</w:t>
       </w:r>
       <w:r>
         <w:rPr>
@@ -26920,7 +26381,7 @@
           <w:sz w:val="26"/>
           <w:szCs w:val="26"/>
         </w:rPr>
-        <w:t>與　神同行是難以描述的經驗。有人會將巧合的事視為　神的作為，雖然　神掌管一切，但凡事不都出自　神，</w:t>
+        <w:t>古人，特別是古代的中東，對至高　神的想像，就是居住在高天之上。所以　神出現在大風、閃電和雷聲，甚至是火中，這些天空的現象是可以想像的，因為是人無法掌握的自然現象。而聽得見聲音，卻看不見樣貌，正如　神親口向摩西說的，沒有人看見祂還能存活的。</w:t>
       </w:r>
       <w:r>
         <w:rPr>
@@ -26929,7 +26390,106 @@
           <w:sz w:val="26"/>
           <w:szCs w:val="26"/>
         </w:rPr>
-        <w:t>特別是只利益個人的事。而約伯先用光來比喻　神的話語，再提及自己所行的一切公義，就沒有自己往自己臉上貼金的違和感。因為一切尊耀的產生，都是因為行了　神的話，那麼榮耀就歸給　神了。又同時，　神待約伯如朋友，就是尊貴的人把卑微的人當朋友。這也讓約伯提及憐憫窮人、孤兒、寡婦和蒙冤的人的事，不是吹捧自己，而是感恩那位把他當朋友的　神。如此，義人將一切義行都歸榮耀給　神和從祂而來的智慧，都是不求能回報的義務，且是被良善本身的價值所驅使，由內心的誠實所發出的作為。因此，義人的榮耀和能力的更新，乃是由　神所分享的，在　神離開時，自然就消失了。就如同珍珠奶茶不加珍珠就失去珍珠奶茶這個名字的意義。意思是說，完全的公義只能從　神而來。</w:t>
+        <w:t>(</w:t>
+      </w:r>
+      <w:r>
+        <w:rPr>
+          <w:rFonts w:ascii="Barlow Condensed Medium" w:eastAsia="華康細黑體" w:hAnsi="Barlow Condensed Medium" w:cs="微軟正黑體" w:hint="eastAsia"/>
+          <w:w w:val="75"/>
+          <w:sz w:val="26"/>
+          <w:szCs w:val="26"/>
+        </w:rPr>
+        <w:t>出</w:t>
+      </w:r>
+      <w:r>
+        <w:rPr>
+          <w:rFonts w:ascii="Barlow Condensed Medium" w:eastAsia="華康細黑體" w:hAnsi="Barlow Condensed Medium" w:cs="微軟正黑體" w:hint="eastAsia"/>
+          <w:w w:val="75"/>
+          <w:sz w:val="26"/>
+          <w:szCs w:val="26"/>
+        </w:rPr>
+        <w:t>33:20)</w:t>
+      </w:r>
+      <w:r>
+        <w:rPr>
+          <w:rFonts w:ascii="Barlow Condensed Medium" w:eastAsia="華康細黑體" w:hAnsi="Barlow Condensed Medium" w:cs="微軟正黑體" w:hint="eastAsia"/>
+          <w:w w:val="75"/>
+          <w:sz w:val="26"/>
+          <w:szCs w:val="26"/>
+        </w:rPr>
+        <w:t>透過聲音，就是言語的對話，　神要讓人明白祂的心意和計劃。特別是計劃，就是將來要成就的事。又　神給生命有自由，不是希望人只會聽命令，更是希望人能提出問題。因為　神的知識和奧秘極多，人想知道的問題才有回答的必要。僅管　神要約伯振作精神，認真地與　祂對話，神卻又先提出一連串的大哉問，就是宇宙萬物是如何運作的緣由，其實都是人無法明白的。我們的問題是，　神兩次的回答都用這種大哉問的形式，到底為什麼？或許答案就在約伯最後的回答中：「因此我撤回</w:t>
+      </w:r>
+      <w:r>
+        <w:rPr>
+          <w:rFonts w:ascii="Barlow Condensed Medium" w:eastAsia="華康細黑體" w:hAnsi="Barlow Condensed Medium" w:cs="微軟正黑體" w:hint="eastAsia"/>
+          <w:w w:val="75"/>
+          <w:sz w:val="26"/>
+          <w:szCs w:val="26"/>
+        </w:rPr>
+        <w:t>(</w:t>
+      </w:r>
+      <w:r>
+        <w:rPr>
+          <w:rFonts w:ascii="Barlow Condensed Medium" w:eastAsia="華康細黑體" w:hAnsi="Barlow Condensed Medium" w:cs="微軟正黑體" w:hint="eastAsia"/>
+          <w:w w:val="75"/>
+          <w:sz w:val="26"/>
+          <w:szCs w:val="26"/>
+        </w:rPr>
+        <w:t>我的控訴</w:t>
+      </w:r>
+      <w:r>
+        <w:rPr>
+          <w:rFonts w:ascii="Barlow Condensed Medium" w:eastAsia="華康細黑體" w:hAnsi="Barlow Condensed Medium" w:cs="微軟正黑體" w:hint="eastAsia"/>
+          <w:w w:val="75"/>
+          <w:sz w:val="26"/>
+          <w:szCs w:val="26"/>
+        </w:rPr>
+        <w:t>)</w:t>
+      </w:r>
+      <w:r>
+        <w:rPr>
+          <w:rFonts w:ascii="Barlow Condensed Medium" w:eastAsia="華康細黑體" w:hAnsi="Barlow Condensed Medium" w:cs="微軟正黑體" w:hint="eastAsia"/>
+          <w:w w:val="75"/>
+          <w:sz w:val="26"/>
+          <w:szCs w:val="26"/>
+        </w:rPr>
+        <w:t>，我在塵土和灰燼中得安慰。」</w:t>
+      </w:r>
+      <w:r>
+        <w:rPr>
+          <w:rFonts w:ascii="Barlow Condensed Medium" w:eastAsia="華康細黑體" w:hAnsi="Barlow Condensed Medium" w:cs="微軟正黑體" w:hint="eastAsia"/>
+          <w:w w:val="75"/>
+          <w:sz w:val="26"/>
+          <w:szCs w:val="26"/>
+        </w:rPr>
+        <w:t>(</w:t>
+      </w:r>
+      <w:r>
+        <w:rPr>
+          <w:rFonts w:ascii="Barlow Condensed Medium" w:eastAsia="華康儷中黑" w:hAnsi="Barlow Condensed Medium" w:hint="eastAsia"/>
+          <w:w w:val="75"/>
+          <w:sz w:val="26"/>
+          <w:szCs w:val="26"/>
+        </w:rPr>
+        <w:t>42:6</w:t>
+      </w:r>
+      <w:r>
+        <w:rPr>
+          <w:rFonts w:ascii="Barlow Condensed Medium" w:eastAsia="華康細黑體" w:hAnsi="Barlow Condensed Medium" w:cs="微軟正黑體" w:hint="eastAsia"/>
+          <w:w w:val="75"/>
+          <w:sz w:val="26"/>
+          <w:szCs w:val="26"/>
+        </w:rPr>
+        <w:t>)</w:t>
+      </w:r>
+      <w:r>
+        <w:rPr>
+          <w:rFonts w:ascii="Barlow Condensed Medium" w:eastAsia="華康細黑體" w:hAnsi="Barlow Condensed Medium" w:cs="微軟正黑體" w:hint="eastAsia"/>
+          <w:w w:val="75"/>
+          <w:sz w:val="26"/>
+          <w:szCs w:val="26"/>
+        </w:rPr>
+        <w:t>意思是說，生命活著有更大的意義是在於尋求　神無限的奧秘，包括這苦難的奧秘。所以，人不應該咒詛自己的生命。</w:t>
       </w:r>
     </w:p>
     <w:p>
@@ -26952,7 +26512,25 @@
           <w:sz w:val="26"/>
           <w:szCs w:val="26"/>
         </w:rPr>
-        <w:t>義人公義、憐憫和智慧的特質，是眾望所歸的領袖形象。如同君王可以帶領軍隊，又如同朋友成為哀傷的人隨時的幫助。義人用積極的行動來愛　神和愛人。</w:t>
+        <w:t>天地萬物之間存在人所不明白的奧秘，　神任憑自己的心意向人揭示。</w:t>
+      </w:r>
+      <w:r>
+        <w:rPr>
+          <w:rFonts w:ascii="Barlow Condensed Medium" w:eastAsia="華康儷中黑" w:hAnsi="Barlow Condensed Medium" w:hint="eastAsia"/>
+          <w:w w:val="75"/>
+          <w:sz w:val="26"/>
+          <w:szCs w:val="26"/>
+        </w:rPr>
+        <w:t>36</w:t>
+      </w:r>
+      <w:r>
+        <w:rPr>
+          <w:rFonts w:ascii="Barlow Condensed Medium" w:eastAsia="華康儷中黑" w:hAnsi="Barlow Condensed Medium" w:hint="eastAsia"/>
+          <w:w w:val="75"/>
+          <w:sz w:val="26"/>
+          <w:szCs w:val="26"/>
+        </w:rPr>
+        <w:t>節譯成：「誰把智慧放在懷裡，或把聰明置於天象之中？」或許更好一些。</w:t>
       </w:r>
       <w:r>
         <w:rPr>
@@ -26961,7 +26539,25 @@
           <w:sz w:val="26"/>
           <w:szCs w:val="26"/>
         </w:rPr>
-        <w:t>義人的積極行動力不但是如常常保持良好彈性的弓，隨時能派上用場，同時也如同帶兵的將領，有果斷和智慧的判斷和指揮能力。這讓義人一切的作為，不是出於衝動，而是有遠見且引人追隨的。引人追隨是比受人敬重更高的層次，是能轉變群體和社會更大的能力。這樣的能力、責任落在義人身上就能造福眾人。卻不可能落在惡人身上。若真的有人追隨惡人，不外乎就是假公濟私的大騙局。而約伯如此深刻地描述自己的經歷，就是在反駁朋友的誣告，因為真正的義人是不可能假得出來的。他過去所行的一切，都要證明他的清白。</w:t>
+        <w:t>顯然，生命的奧秘比苦難的奧秘更重要的多；即　神關心約伯咒詛自己的生命，更甚於約伯的朋友關心他的苦難。</w:t>
+      </w:r>
+      <w:r>
+        <w:rPr>
+          <w:rFonts w:ascii="Barlow Condensed Medium" w:eastAsia="華康細黑體" w:hAnsi="Barlow Condensed Medium" w:cs="微軟正黑體" w:hint="eastAsia"/>
+          <w:w w:val="75"/>
+          <w:sz w:val="26"/>
+          <w:szCs w:val="26"/>
+        </w:rPr>
+        <w:t>36</w:t>
+      </w:r>
+      <w:r>
+        <w:rPr>
+          <w:rFonts w:ascii="Barlow Condensed Medium" w:eastAsia="華康細黑體" w:hAnsi="Barlow Condensed Medium" w:cs="微軟正黑體" w:hint="eastAsia"/>
+          <w:w w:val="75"/>
+          <w:sz w:val="26"/>
+          <w:szCs w:val="26"/>
+        </w:rPr>
+        <w:t>節點出了　神創造有靈的活人的意義。就是　神能把智慧放在人的心中，就是人能領受和白明的知識和道理，又將這些智慧預藏在宇宙萬物之中，藉著自然生態和天體的運行，向人顯露出來。重點是，在所有的受造物之中，唯有人能擁有　神的智慧，這就是人的存在最大的奧秘。因此，生命追尋　神的奧秘正是　神所喜悅的，正如義人尋求　神的公義乃是正確的。所以，來自於惡者魔鬼的打擊或是無法避免的自然力量，包括　神用災禍來打擊惡人，都是阻止人去尋求　神的。但是，真正的義人，在任何的狀況下，都不會離棄　神，不會放棄尋求　神的心意和智慧。</w:t>
       </w:r>
     </w:p>
     <w:p>
@@ -26970,7 +26566,7 @@
         <w:snapToGrid w:val="0"/>
         <w:spacing w:afterLines="50" w:after="165" w:line="290" w:lineRule="exact"/>
         <w:rPr>
-          <w:rFonts w:ascii="Cambria" w:eastAsia="華康細黑體" w:hAnsi="Cambria" w:cs="Cambria"/>
+          <w:rFonts w:ascii="Cambria" w:eastAsia="華康細黑體" w:hAnsi="Cambria" w:cs="Cambria" w:hint="eastAsia"/>
           <w:w w:val="75"/>
           <w:sz w:val="26"/>
           <w:szCs w:val="26"/>
@@ -26992,7 +26588,7 @@
           <w:sz w:val="26"/>
           <w:szCs w:val="26"/>
         </w:rPr>
-        <w:t>無價至寶</w:t>
+        <w:t>發現　神的奧秘和巧思</w:t>
       </w:r>
       <w:r>
         <w:rPr>
@@ -27010,25 +26606,7 @@
           <w:sz w:val="26"/>
           <w:szCs w:val="26"/>
         </w:rPr>
-        <w:t>本週有兩則駭人聽聞的新聞。一件是肇事車回頭二次輾壓傷者致死，另一件是詐騙台灣青年至大陸強摘器官，一人可賺</w:t>
-      </w:r>
-      <w:r>
-        <w:rPr>
-          <w:rFonts w:ascii="Cambria" w:eastAsia="華康細黑體" w:hAnsi="Cambria" w:cs="Cambria" w:hint="eastAsia"/>
-          <w:w w:val="75"/>
-          <w:sz w:val="26"/>
-          <w:szCs w:val="26"/>
-        </w:rPr>
-        <w:t>8</w:t>
-      </w:r>
-      <w:r>
-        <w:rPr>
-          <w:rFonts w:ascii="Cambria" w:eastAsia="華康細黑體" w:hAnsi="Cambria" w:cs="Cambria" w:hint="eastAsia"/>
-          <w:w w:val="75"/>
-          <w:sz w:val="26"/>
-          <w:szCs w:val="26"/>
-        </w:rPr>
-        <w:t>百萬。前者是長久流傳在職業駕駛之間的惡劣觀念，就是賠死人，比賠重傷的醫藥費便宜。然而直接把人當作商品買賣，更是沒有人性。還好，沒成功就被逮了。生命就是無價至寶。從最簡單的養活自己和展現自己，到養活和造福更多人的職志。又從道德的光輝，科技的創造，到藝術對美的詮釋，這是人身上所展現出　神祂自己的形象。不過，生命的行動力雖然是無價至寶，又穿上義人的外衣，或是惡人的外衣，卻是天壤之別。前者是活出　神的榮耀，後者卻是毀滅　神的創造。令人欣喜的是，　神應許義人的生命常新，這是對抗惡者最神奇的禮物。</w:t>
+        <w:t>牛頓沒有發明地心引力，是發現。福蘭克林沒有發明電，也是發現。人用從　神而來的創造力發明了許多東西，都不能超出　神早已創造了這宇宙萬物其中的奧秘，也就是不能無中生有、起死回生，甚至時光倒流。就算是相對論或量子力學都只嚐試解釋了宇宙奧秘的一部份。又醫學科技沒有消滅病毒，只是找到人體的免疫系統對抗病毒的開關。然而，真正發現　神隱藏在受造世界中的奧秘的人是謙卑和敬畏的，反而對這些知識一知半解的人卻大力宣告　神已死了。無論如何，人無法否定，生命的驚奇和意義，只發生在　神的真理和奧秘被發現或實踐的時刻。</w:t>
       </w:r>
     </w:p>
     <w:p>
@@ -27051,7 +26629,7 @@
           <w:sz w:val="26"/>
           <w:szCs w:val="26"/>
         </w:rPr>
-        <w:t>相對於惡人所追求的物質主義，義人追求的卻是生命的榮耀和隨時預備好行動的能力。而約伯感嘆，唯有與　神同行，義人公義、憐憫和智慧的行動才有意義。</w:t>
+        <w:t xml:space="preserve">　神樂意人向祂求問被隱藏的知識，然而只有祂所喜悅的義人得以明白。亦即，人對於困惑不明的事或是對　神有限的認識，都須自知且求　神賜智慧在懷中。</w:t>
       </w:r>
       <w:r>
         <w:rPr>
@@ -27060,7 +26638,7 @@
           <w:sz w:val="26"/>
           <w:szCs w:val="26"/>
         </w:rPr>
-        <w:t>讀者是看戲的人，一開始就知道約伯是無辜受苦的。因為期待公義顯明的心，我們一路陪著約伯和他的三個朋友，談論惡人與義人，磨練我們的判斷力，同時也對　神有更深的認識。發現人常被外在的表象矇蔽，阻止人認識真理和事實。而惡者和惡人以謊言裝飾自己，唯有義人用公義和憐憫的義行當外袍。義人渴求的是能進入和看見　神的榮光，獲得內心永不熄滅的熱忱，以及認識真理和生命無限的可能。這種生命需要被更新和成長的渴慕，是進入永生的第一步。</w:t>
+        <w:t>對掌管時間、空間和萬物的　神而言，物質上的苦難或祝福都不是問題。若觀察之後　神加給約伯的祝福就能明白。所有的財產都能加倍，就是兒女不能，因為人生命的價值無可取代。所以，約伯的兒女不是復活，就是時光倒流，又或是在災禍中被　神保護和隱藏。反而是世人搞錯了生命的意義，把生命的結局放在享福或是遭禍上，或是說好死或是歹死的差別。因此，　神最後的提問乃是對人的忠告。選擇尋求　神的奧秘，同時又參與奧秘的行動，就是行　神旨意的人，包括　神的公義和祂的計劃的，才是找到生命真正意義的人。他們不但是義人，同是也是　神分享祂的智慧的朋友。</w:t>
       </w:r>
       <w:r>
         <w:rPr>
@@ -27071,6 +26649,7 @@
         </w:rPr>
         <w:sym w:font="Wingdings" w:char="F043"/>
       </w:r>
+      <w:bookmarkEnd w:id="6"/>
     </w:p>
     <w:sectPr>
       <w:headerReference w:type="even" r:id="rId16"/>
@@ -27092,7 +26671,7 @@
 </file>
 
 <file path=word/endnotes.xml><?xml version="1.0" encoding="utf-8"?>
-<w:endnotes xmlns:wpc="http://schemas.microsoft.com/office/word/2010/wordprocessingCanvas" xmlns:cx="http://schemas.microsoft.com/office/drawing/2014/chartex" xmlns:cx1="http://schemas.microsoft.com/office/drawing/2015/9/8/chartex" xmlns:cx2="http://schemas.microsoft.com/office/drawing/2015/10/21/chartex" xmlns:cx3="http://schemas.microsoft.com/office/drawing/2016/5/9/chartex" xmlns:cx4="http://schemas.microsoft.com/office/drawing/2016/5/10/chartex" xmlns:cx5="http://schemas.microsoft.com/office/drawing/2016/5/11/chartex" xmlns:cx6="http://schemas.microsoft.com/office/drawing/2016/5/12/chartex" xmlns:cx7="http://schemas.microsoft.com/office/drawing/2016/5/13/chartex" xmlns:cx8="http://schemas.microsoft.com/office/drawing/2016/5/14/chartex" xmlns:mc="http://schemas.openxmlformats.org/markup-compatibility/2006" xmlns:aink="http://schemas.microsoft.com/office/drawing/2016/ink" xmlns:am3d="http://schemas.microsoft.com/office/drawing/2017/model3d" xmlns:o="urn:schemas-microsoft-com:office:office" xmlns:oel="http://schemas.microsoft.com/office/2019/extlst" xmlns:r="http://schemas.openxmlformats.org/officeDocument/2006/relationships" xmlns:m="http://schemas.openxmlformats.org/officeDocument/2006/math" xmlns:v="urn:schemas-microsoft-com:vml" xmlns:wp14="http://schemas.microsoft.com/office/word/2010/wordprocessingDrawing" xmlns:wp="http://schemas.openxmlformats.org/drawingml/2006/wordprocessingDrawing" xmlns:w10="urn:schemas-microsoft-com:office:word" xmlns:w="http://schemas.openxmlformats.org/wordprocessingml/2006/main" xmlns:w14="http://schemas.microsoft.com/office/word/2010/wordml" xmlns:w15="http://schemas.microsoft.com/office/word/2012/wordml" xmlns:w16cex="http://schemas.microsoft.com/office/word/2018/wordml/cex" xmlns:w16cid="http://schemas.microsoft.com/office/word/2016/wordml/cid" xmlns:w16="http://schemas.microsoft.com/office/word/2018/wordml" xmlns:w16sdtdh="http://schemas.microsoft.com/office/word/2020/wordml/sdtdatahash" xmlns:w16se="http://schemas.microsoft.com/office/word/2015/wordml/symex" xmlns:wpg="http://schemas.microsoft.com/office/word/2010/wordprocessingGroup" xmlns:wpi="http://schemas.microsoft.com/office/word/2010/wordprocessingInk" xmlns:wne="http://schemas.microsoft.com/office/word/2006/wordml" xmlns:wps="http://schemas.microsoft.com/office/word/2010/wordprocessingShape" mc:Ignorable="w14 w15 w16se w16cid w16 w16cex w16sdtdh wp14">
+<w:endnotes xmlns:wpc="http://schemas.microsoft.com/office/word/2010/wordprocessingCanvas" xmlns:mc="http://schemas.openxmlformats.org/markup-compatibility/2006" xmlns:o="urn:schemas-microsoft-com:office:office" xmlns:r="http://schemas.openxmlformats.org/officeDocument/2006/relationships" xmlns:m="http://schemas.openxmlformats.org/officeDocument/2006/math" xmlns:v="urn:schemas-microsoft-com:vml" xmlns:wp14="http://schemas.microsoft.com/office/word/2010/wordprocessingDrawing" xmlns:wp="http://schemas.openxmlformats.org/drawingml/2006/wordprocessingDrawing" xmlns:w10="urn:schemas-microsoft-com:office:word" xmlns:w="http://schemas.openxmlformats.org/wordprocessingml/2006/main" xmlns:w14="http://schemas.microsoft.com/office/word/2010/wordml" xmlns:w15="http://schemas.microsoft.com/office/word/2012/wordml" xmlns:wpg="http://schemas.microsoft.com/office/word/2010/wordprocessingGroup" xmlns:wpi="http://schemas.microsoft.com/office/word/2010/wordprocessingInk" xmlns:wne="http://schemas.microsoft.com/office/word/2006/wordml" xmlns:wps="http://schemas.microsoft.com/office/word/2010/wordprocessingShape" mc:Ignorable="w14 w15 wp14">
   <w:endnote w:type="separator" w:id="-1">
     <w:p>
       <w:r>
@@ -27111,7 +26690,7 @@
 </file>
 
 <file path=word/footnotes.xml><?xml version="1.0" encoding="utf-8"?>
-<w:footnotes xmlns:wpc="http://schemas.microsoft.com/office/word/2010/wordprocessingCanvas" xmlns:cx="http://schemas.microsoft.com/office/drawing/2014/chartex" xmlns:cx1="http://schemas.microsoft.com/office/drawing/2015/9/8/chartex" xmlns:cx2="http://schemas.microsoft.com/office/drawing/2015/10/21/chartex" xmlns:cx3="http://schemas.microsoft.com/office/drawing/2016/5/9/chartex" xmlns:cx4="http://schemas.microsoft.com/office/drawing/2016/5/10/chartex" xmlns:cx5="http://schemas.microsoft.com/office/drawing/2016/5/11/chartex" xmlns:cx6="http://schemas.microsoft.com/office/drawing/2016/5/12/chartex" xmlns:cx7="http://schemas.microsoft.com/office/drawing/2016/5/13/chartex" xmlns:cx8="http://schemas.microsoft.com/office/drawing/2016/5/14/chartex" xmlns:mc="http://schemas.openxmlformats.org/markup-compatibility/2006" xmlns:aink="http://schemas.microsoft.com/office/drawing/2016/ink" xmlns:am3d="http://schemas.microsoft.com/office/drawing/2017/model3d" xmlns:o="urn:schemas-microsoft-com:office:office" xmlns:oel="http://schemas.microsoft.com/office/2019/extlst" xmlns:r="http://schemas.openxmlformats.org/officeDocument/2006/relationships" xmlns:m="http://schemas.openxmlformats.org/officeDocument/2006/math" xmlns:v="urn:schemas-microsoft-com:vml" xmlns:wp14="http://schemas.microsoft.com/office/word/2010/wordprocessingDrawing" xmlns:wp="http://schemas.openxmlformats.org/drawingml/2006/wordprocessingDrawing" xmlns:w10="urn:schemas-microsoft-com:office:word" xmlns:w="http://schemas.openxmlformats.org/wordprocessingml/2006/main" xmlns:w14="http://schemas.microsoft.com/office/word/2010/wordml" xmlns:w15="http://schemas.microsoft.com/office/word/2012/wordml" xmlns:w16cex="http://schemas.microsoft.com/office/word/2018/wordml/cex" xmlns:w16cid="http://schemas.microsoft.com/office/word/2016/wordml/cid" xmlns:w16="http://schemas.microsoft.com/office/word/2018/wordml" xmlns:w16sdtdh="http://schemas.microsoft.com/office/word/2020/wordml/sdtdatahash" xmlns:w16se="http://schemas.microsoft.com/office/word/2015/wordml/symex" xmlns:wpg="http://schemas.microsoft.com/office/word/2010/wordprocessingGroup" xmlns:wpi="http://schemas.microsoft.com/office/word/2010/wordprocessingInk" xmlns:wne="http://schemas.microsoft.com/office/word/2006/wordml" xmlns:wps="http://schemas.microsoft.com/office/word/2010/wordprocessingShape" mc:Ignorable="w14 w15 w16se w16cid w16 w16cex w16sdtdh wp14">
+<w:footnotes xmlns:wpc="http://schemas.microsoft.com/office/word/2010/wordprocessingCanvas" xmlns:mc="http://schemas.openxmlformats.org/markup-compatibility/2006" xmlns:o="urn:schemas-microsoft-com:office:office" xmlns:r="http://schemas.openxmlformats.org/officeDocument/2006/relationships" xmlns:m="http://schemas.openxmlformats.org/officeDocument/2006/math" xmlns:v="urn:schemas-microsoft-com:vml" xmlns:wp14="http://schemas.microsoft.com/office/word/2010/wordprocessingDrawing" xmlns:wp="http://schemas.openxmlformats.org/drawingml/2006/wordprocessingDrawing" xmlns:w10="urn:schemas-microsoft-com:office:word" xmlns:w="http://schemas.openxmlformats.org/wordprocessingml/2006/main" xmlns:w14="http://schemas.microsoft.com/office/word/2010/wordml" xmlns:w15="http://schemas.microsoft.com/office/word/2012/wordml" xmlns:wpg="http://schemas.microsoft.com/office/word/2010/wordprocessingGroup" xmlns:wpi="http://schemas.microsoft.com/office/word/2010/wordprocessingInk" xmlns:wne="http://schemas.microsoft.com/office/word/2006/wordml" xmlns:wps="http://schemas.microsoft.com/office/word/2010/wordprocessingShape" mc:Ignorable="w14 w15 wp14">
   <w:footnote w:type="separator" w:id="-1">
     <w:p>
       <w:r>
@@ -27130,7 +26709,7 @@
 </file>
 
 <file path=word/header1.xml><?xml version="1.0" encoding="utf-8"?>
-<w:hdr xmlns:wpc="http://schemas.microsoft.com/office/word/2010/wordprocessingCanvas" xmlns:cx="http://schemas.microsoft.com/office/drawing/2014/chartex" xmlns:cx1="http://schemas.microsoft.com/office/drawing/2015/9/8/chartex" xmlns:cx2="http://schemas.microsoft.com/office/drawing/2015/10/21/chartex" xmlns:cx3="http://schemas.microsoft.com/office/drawing/2016/5/9/chartex" xmlns:cx4="http://schemas.microsoft.com/office/drawing/2016/5/10/chartex" xmlns:cx5="http://schemas.microsoft.com/office/drawing/2016/5/11/chartex" xmlns:cx6="http://schemas.microsoft.com/office/drawing/2016/5/12/chartex" xmlns:cx7="http://schemas.microsoft.com/office/drawing/2016/5/13/chartex" xmlns:cx8="http://schemas.microsoft.com/office/drawing/2016/5/14/chartex" xmlns:mc="http://schemas.openxmlformats.org/markup-compatibility/2006" xmlns:aink="http://schemas.microsoft.com/office/drawing/2016/ink" xmlns:am3d="http://schemas.microsoft.com/office/drawing/2017/model3d" xmlns:o="urn:schemas-microsoft-com:office:office" xmlns:oel="http://schemas.microsoft.com/office/2019/extlst" xmlns:r="http://schemas.openxmlformats.org/officeDocument/2006/relationships" xmlns:m="http://schemas.openxmlformats.org/officeDocument/2006/math" xmlns:v="urn:schemas-microsoft-com:vml" xmlns:wp14="http://schemas.microsoft.com/office/word/2010/wordprocessingDrawing" xmlns:wp="http://schemas.openxmlformats.org/drawingml/2006/wordprocessingDrawing" xmlns:w10="urn:schemas-microsoft-com:office:word" xmlns:w="http://schemas.openxmlformats.org/wordprocessingml/2006/main" xmlns:w14="http://schemas.microsoft.com/office/word/2010/wordml" xmlns:w15="http://schemas.microsoft.com/office/word/2012/wordml" xmlns:w16cex="http://schemas.microsoft.com/office/word/2018/wordml/cex" xmlns:w16cid="http://schemas.microsoft.com/office/word/2016/wordml/cid" xmlns:w16="http://schemas.microsoft.com/office/word/2018/wordml" xmlns:w16sdtdh="http://schemas.microsoft.com/office/word/2020/wordml/sdtdatahash" xmlns:w16se="http://schemas.microsoft.com/office/word/2015/wordml/symex" xmlns:wpg="http://schemas.microsoft.com/office/word/2010/wordprocessingGroup" xmlns:wpi="http://schemas.microsoft.com/office/word/2010/wordprocessingInk" xmlns:wne="http://schemas.microsoft.com/office/word/2006/wordml" xmlns:wps="http://schemas.microsoft.com/office/word/2010/wordprocessingShape" mc:Ignorable="w14 w15 w16se w16cid w16 w16cex w16sdtdh wp14">
+<w:hdr xmlns:wpc="http://schemas.microsoft.com/office/word/2010/wordprocessingCanvas" xmlns:mc="http://schemas.openxmlformats.org/markup-compatibility/2006" xmlns:o="urn:schemas-microsoft-com:office:office" xmlns:r="http://schemas.openxmlformats.org/officeDocument/2006/relationships" xmlns:m="http://schemas.openxmlformats.org/officeDocument/2006/math" xmlns:v="urn:schemas-microsoft-com:vml" xmlns:wp14="http://schemas.microsoft.com/office/word/2010/wordprocessingDrawing" xmlns:wp="http://schemas.openxmlformats.org/drawingml/2006/wordprocessingDrawing" xmlns:w10="urn:schemas-microsoft-com:office:word" xmlns:w="http://schemas.openxmlformats.org/wordprocessingml/2006/main" xmlns:w14="http://schemas.microsoft.com/office/word/2010/wordml" xmlns:w15="http://schemas.microsoft.com/office/word/2012/wordml" xmlns:wpg="http://schemas.microsoft.com/office/word/2010/wordprocessingGroup" xmlns:wpi="http://schemas.microsoft.com/office/word/2010/wordprocessingInk" xmlns:wne="http://schemas.microsoft.com/office/word/2006/wordml" xmlns:wps="http://schemas.microsoft.com/office/word/2010/wordprocessingShape" mc:Ignorable="w14 w15 wp14">
   <w:p>
     <w:pPr>
       <w:pStyle w:val="a4"/>
@@ -27588,7 +27167,7 @@
 </file>
 
 <file path=word/header2.xml><?xml version="1.0" encoding="utf-8"?>
-<w:hdr xmlns:wpc="http://schemas.microsoft.com/office/word/2010/wordprocessingCanvas" xmlns:cx="http://schemas.microsoft.com/office/drawing/2014/chartex" xmlns:cx1="http://schemas.microsoft.com/office/drawing/2015/9/8/chartex" xmlns:cx2="http://schemas.microsoft.com/office/drawing/2015/10/21/chartex" xmlns:cx3="http://schemas.microsoft.com/office/drawing/2016/5/9/chartex" xmlns:cx4="http://schemas.microsoft.com/office/drawing/2016/5/10/chartex" xmlns:cx5="http://schemas.microsoft.com/office/drawing/2016/5/11/chartex" xmlns:cx6="http://schemas.microsoft.com/office/drawing/2016/5/12/chartex" xmlns:cx7="http://schemas.microsoft.com/office/drawing/2016/5/13/chartex" xmlns:cx8="http://schemas.microsoft.com/office/drawing/2016/5/14/chartex" xmlns:mc="http://schemas.openxmlformats.org/markup-compatibility/2006" xmlns:aink="http://schemas.microsoft.com/office/drawing/2016/ink" xmlns:am3d="http://schemas.microsoft.com/office/drawing/2017/model3d" xmlns:o="urn:schemas-microsoft-com:office:office" xmlns:oel="http://schemas.microsoft.com/office/2019/extlst" xmlns:r="http://schemas.openxmlformats.org/officeDocument/2006/relationships" xmlns:m="http://schemas.openxmlformats.org/officeDocument/2006/math" xmlns:v="urn:schemas-microsoft-com:vml" xmlns:wp14="http://schemas.microsoft.com/office/word/2010/wordprocessingDrawing" xmlns:wp="http://schemas.openxmlformats.org/drawingml/2006/wordprocessingDrawing" xmlns:w10="urn:schemas-microsoft-com:office:word" xmlns:w="http://schemas.openxmlformats.org/wordprocessingml/2006/main" xmlns:w14="http://schemas.microsoft.com/office/word/2010/wordml" xmlns:w15="http://schemas.microsoft.com/office/word/2012/wordml" xmlns:w16cex="http://schemas.microsoft.com/office/word/2018/wordml/cex" xmlns:w16cid="http://schemas.microsoft.com/office/word/2016/wordml/cid" xmlns:w16="http://schemas.microsoft.com/office/word/2018/wordml" xmlns:w16sdtdh="http://schemas.microsoft.com/office/word/2020/wordml/sdtdatahash" xmlns:w16se="http://schemas.microsoft.com/office/word/2015/wordml/symex" xmlns:wpg="http://schemas.microsoft.com/office/word/2010/wordprocessingGroup" xmlns:wpi="http://schemas.microsoft.com/office/word/2010/wordprocessingInk" xmlns:wne="http://schemas.microsoft.com/office/word/2006/wordml" xmlns:wps="http://schemas.microsoft.com/office/word/2010/wordprocessingShape" mc:Ignorable="w14 w15 w16se w16cid w16 w16cex w16sdtdh wp14">
+<w:hdr xmlns:wpc="http://schemas.microsoft.com/office/word/2010/wordprocessingCanvas" xmlns:mc="http://schemas.openxmlformats.org/markup-compatibility/2006" xmlns:o="urn:schemas-microsoft-com:office:office" xmlns:r="http://schemas.openxmlformats.org/officeDocument/2006/relationships" xmlns:m="http://schemas.openxmlformats.org/officeDocument/2006/math" xmlns:v="urn:schemas-microsoft-com:vml" xmlns:wp14="http://schemas.microsoft.com/office/word/2010/wordprocessingDrawing" xmlns:wp="http://schemas.openxmlformats.org/drawingml/2006/wordprocessingDrawing" xmlns:w10="urn:schemas-microsoft-com:office:word" xmlns:w="http://schemas.openxmlformats.org/wordprocessingml/2006/main" xmlns:w14="http://schemas.microsoft.com/office/word/2010/wordml" xmlns:w15="http://schemas.microsoft.com/office/word/2012/wordml" xmlns:wpg="http://schemas.microsoft.com/office/word/2010/wordprocessingGroup" xmlns:wpi="http://schemas.microsoft.com/office/word/2010/wordprocessingInk" xmlns:wne="http://schemas.microsoft.com/office/word/2006/wordml" xmlns:wps="http://schemas.microsoft.com/office/word/2010/wordprocessingShape" mc:Ignorable="w14 w15 wp14">
   <w:p>
     <w:pPr>
       <w:pStyle w:val="a4"/>
@@ -28046,7 +27625,7 @@
 </file>
 
 <file path=word/header3.xml><?xml version="1.0" encoding="utf-8"?>
-<w:hdr xmlns:wpc="http://schemas.microsoft.com/office/word/2010/wordprocessingCanvas" xmlns:cx="http://schemas.microsoft.com/office/drawing/2014/chartex" xmlns:cx1="http://schemas.microsoft.com/office/drawing/2015/9/8/chartex" xmlns:cx2="http://schemas.microsoft.com/office/drawing/2015/10/21/chartex" xmlns:cx3="http://schemas.microsoft.com/office/drawing/2016/5/9/chartex" xmlns:cx4="http://schemas.microsoft.com/office/drawing/2016/5/10/chartex" xmlns:cx5="http://schemas.microsoft.com/office/drawing/2016/5/11/chartex" xmlns:cx6="http://schemas.microsoft.com/office/drawing/2016/5/12/chartex" xmlns:cx7="http://schemas.microsoft.com/office/drawing/2016/5/13/chartex" xmlns:cx8="http://schemas.microsoft.com/office/drawing/2016/5/14/chartex" xmlns:mc="http://schemas.openxmlformats.org/markup-compatibility/2006" xmlns:aink="http://schemas.microsoft.com/office/drawing/2016/ink" xmlns:am3d="http://schemas.microsoft.com/office/drawing/2017/model3d" xmlns:o="urn:schemas-microsoft-com:office:office" xmlns:oel="http://schemas.microsoft.com/office/2019/extlst" xmlns:r="http://schemas.openxmlformats.org/officeDocument/2006/relationships" xmlns:m="http://schemas.openxmlformats.org/officeDocument/2006/math" xmlns:v="urn:schemas-microsoft-com:vml" xmlns:wp14="http://schemas.microsoft.com/office/word/2010/wordprocessingDrawing" xmlns:wp="http://schemas.openxmlformats.org/drawingml/2006/wordprocessingDrawing" xmlns:w10="urn:schemas-microsoft-com:office:word" xmlns:w="http://schemas.openxmlformats.org/wordprocessingml/2006/main" xmlns:w14="http://schemas.microsoft.com/office/word/2010/wordml" xmlns:w15="http://schemas.microsoft.com/office/word/2012/wordml" xmlns:w16cex="http://schemas.microsoft.com/office/word/2018/wordml/cex" xmlns:w16cid="http://schemas.microsoft.com/office/word/2016/wordml/cid" xmlns:w16="http://schemas.microsoft.com/office/word/2018/wordml" xmlns:w16sdtdh="http://schemas.microsoft.com/office/word/2020/wordml/sdtdatahash" xmlns:w16se="http://schemas.microsoft.com/office/word/2015/wordml/symex" xmlns:wpg="http://schemas.microsoft.com/office/word/2010/wordprocessingGroup" xmlns:wpi="http://schemas.microsoft.com/office/word/2010/wordprocessingInk" xmlns:wne="http://schemas.microsoft.com/office/word/2006/wordml" xmlns:wps="http://schemas.microsoft.com/office/word/2010/wordprocessingShape" mc:Ignorable="w14 w15 w16se w16cid w16 w16cex w16sdtdh wp14">
+<w:hdr xmlns:wpc="http://schemas.microsoft.com/office/word/2010/wordprocessingCanvas" xmlns:mc="http://schemas.openxmlformats.org/markup-compatibility/2006" xmlns:o="urn:schemas-microsoft-com:office:office" xmlns:r="http://schemas.openxmlformats.org/officeDocument/2006/relationships" xmlns:m="http://schemas.openxmlformats.org/officeDocument/2006/math" xmlns:v="urn:schemas-microsoft-com:vml" xmlns:wp14="http://schemas.microsoft.com/office/word/2010/wordprocessingDrawing" xmlns:wp="http://schemas.openxmlformats.org/drawingml/2006/wordprocessingDrawing" xmlns:w10="urn:schemas-microsoft-com:office:word" xmlns:w="http://schemas.openxmlformats.org/wordprocessingml/2006/main" xmlns:w14="http://schemas.microsoft.com/office/word/2010/wordml" xmlns:w15="http://schemas.microsoft.com/office/word/2012/wordml" xmlns:wpg="http://schemas.microsoft.com/office/word/2010/wordprocessingGroup" xmlns:wpi="http://schemas.microsoft.com/office/word/2010/wordprocessingInk" xmlns:wne="http://schemas.microsoft.com/office/word/2006/wordml" xmlns:wps="http://schemas.microsoft.com/office/word/2010/wordprocessingShape" mc:Ignorable="w14 w15 wp14">
   <w:p>
     <w:pPr>
       <w:pStyle w:val="a4"/>
@@ -28504,7 +28083,7 @@
 </file>
 
 <file path=word/header4.xml><?xml version="1.0" encoding="utf-8"?>
-<w:hdr xmlns:wpc="http://schemas.microsoft.com/office/word/2010/wordprocessingCanvas" xmlns:cx="http://schemas.microsoft.com/office/drawing/2014/chartex" xmlns:cx1="http://schemas.microsoft.com/office/drawing/2015/9/8/chartex" xmlns:cx2="http://schemas.microsoft.com/office/drawing/2015/10/21/chartex" xmlns:cx3="http://schemas.microsoft.com/office/drawing/2016/5/9/chartex" xmlns:cx4="http://schemas.microsoft.com/office/drawing/2016/5/10/chartex" xmlns:cx5="http://schemas.microsoft.com/office/drawing/2016/5/11/chartex" xmlns:cx6="http://schemas.microsoft.com/office/drawing/2016/5/12/chartex" xmlns:cx7="http://schemas.microsoft.com/office/drawing/2016/5/13/chartex" xmlns:cx8="http://schemas.microsoft.com/office/drawing/2016/5/14/chartex" xmlns:mc="http://schemas.openxmlformats.org/markup-compatibility/2006" xmlns:aink="http://schemas.microsoft.com/office/drawing/2016/ink" xmlns:am3d="http://schemas.microsoft.com/office/drawing/2017/model3d" xmlns:o="urn:schemas-microsoft-com:office:office" xmlns:oel="http://schemas.microsoft.com/office/2019/extlst" xmlns:r="http://schemas.openxmlformats.org/officeDocument/2006/relationships" xmlns:m="http://schemas.openxmlformats.org/officeDocument/2006/math" xmlns:v="urn:schemas-microsoft-com:vml" xmlns:wp14="http://schemas.microsoft.com/office/word/2010/wordprocessingDrawing" xmlns:wp="http://schemas.openxmlformats.org/drawingml/2006/wordprocessingDrawing" xmlns:w10="urn:schemas-microsoft-com:office:word" xmlns:w="http://schemas.openxmlformats.org/wordprocessingml/2006/main" xmlns:w14="http://schemas.microsoft.com/office/word/2010/wordml" xmlns:w15="http://schemas.microsoft.com/office/word/2012/wordml" xmlns:w16cex="http://schemas.microsoft.com/office/word/2018/wordml/cex" xmlns:w16cid="http://schemas.microsoft.com/office/word/2016/wordml/cid" xmlns:w16="http://schemas.microsoft.com/office/word/2018/wordml" xmlns:w16sdtdh="http://schemas.microsoft.com/office/word/2020/wordml/sdtdatahash" xmlns:w16se="http://schemas.microsoft.com/office/word/2015/wordml/symex" xmlns:wpg="http://schemas.microsoft.com/office/word/2010/wordprocessingGroup" xmlns:wpi="http://schemas.microsoft.com/office/word/2010/wordprocessingInk" xmlns:wne="http://schemas.microsoft.com/office/word/2006/wordml" xmlns:wps="http://schemas.microsoft.com/office/word/2010/wordprocessingShape" mc:Ignorable="w14 w15 w16se w16cid w16 w16cex w16sdtdh wp14">
+<w:hdr xmlns:wpc="http://schemas.microsoft.com/office/word/2010/wordprocessingCanvas" xmlns:mc="http://schemas.openxmlformats.org/markup-compatibility/2006" xmlns:o="urn:schemas-microsoft-com:office:office" xmlns:r="http://schemas.openxmlformats.org/officeDocument/2006/relationships" xmlns:m="http://schemas.openxmlformats.org/officeDocument/2006/math" xmlns:v="urn:schemas-microsoft-com:vml" xmlns:wp14="http://schemas.microsoft.com/office/word/2010/wordprocessingDrawing" xmlns:wp="http://schemas.openxmlformats.org/drawingml/2006/wordprocessingDrawing" xmlns:w10="urn:schemas-microsoft-com:office:word" xmlns:w="http://schemas.openxmlformats.org/wordprocessingml/2006/main" xmlns:w14="http://schemas.microsoft.com/office/word/2010/wordml" xmlns:w15="http://schemas.microsoft.com/office/word/2012/wordml" xmlns:wpg="http://schemas.microsoft.com/office/word/2010/wordprocessingGroup" xmlns:wpi="http://schemas.microsoft.com/office/word/2010/wordprocessingInk" xmlns:wne="http://schemas.microsoft.com/office/word/2006/wordml" xmlns:wps="http://schemas.microsoft.com/office/word/2010/wordprocessingShape" mc:Ignorable="w14 w15 wp14">
   <w:p>
     <w:pPr>
       <w:pStyle w:val="a4"/>
@@ -28576,7 +28155,7 @@
         <w:b/>
         <w:noProof/>
       </w:rPr>
-      <w:t>2637</w:t>
+      <w:t>2638</w:t>
     </w:r>
     <w:r>
       <w:rPr>
@@ -28713,7 +28292,7 @@
         <w:b/>
         <w:noProof/>
       </w:rPr>
-      <w:t>13</w:t>
+      <w:t>20</w:t>
     </w:r>
     <w:r>
       <w:rPr>
@@ -28785,7 +28364,7 @@
         <w:b/>
         <w:noProof/>
       </w:rPr>
-      <w:t>2637</w:t>
+      <w:t>2638</w:t>
     </w:r>
     <w:r>
       <w:rPr>
@@ -28922,7 +28501,7 @@
         <w:b/>
         <w:noProof/>
       </w:rPr>
-      <w:t>13</w:t>
+      <w:t>20</w:t>
     </w:r>
     <w:r>
       <w:rPr>
@@ -28962,7 +28541,7 @@
 </file>
 
 <file path=word/numbering.xml><?xml version="1.0" encoding="utf-8"?>
-<w:numbering xmlns:wpc="http://schemas.microsoft.com/office/word/2010/wordprocessingCanvas" xmlns:cx="http://schemas.microsoft.com/office/drawing/2014/chartex" xmlns:cx1="http://schemas.microsoft.com/office/drawing/2015/9/8/chartex" xmlns:cx2="http://schemas.microsoft.com/office/drawing/2015/10/21/chartex" xmlns:cx3="http://schemas.microsoft.com/office/drawing/2016/5/9/chartex" xmlns:cx4="http://schemas.microsoft.com/office/drawing/2016/5/10/chartex" xmlns:cx5="http://schemas.microsoft.com/office/drawing/2016/5/11/chartex" xmlns:cx6="http://schemas.microsoft.com/office/drawing/2016/5/12/chartex" xmlns:cx7="http://schemas.microsoft.com/office/drawing/2016/5/13/chartex" xmlns:cx8="http://schemas.microsoft.com/office/drawing/2016/5/14/chartex" xmlns:mc="http://schemas.openxmlformats.org/markup-compatibility/2006" xmlns:aink="http://schemas.microsoft.com/office/drawing/2016/ink" xmlns:am3d="http://schemas.microsoft.com/office/drawing/2017/model3d" xmlns:o="urn:schemas-microsoft-com:office:office" xmlns:oel="http://schemas.microsoft.com/office/2019/extlst" xmlns:r="http://schemas.openxmlformats.org/officeDocument/2006/relationships" xmlns:m="http://schemas.openxmlformats.org/officeDocument/2006/math" xmlns:v="urn:schemas-microsoft-com:vml" xmlns:wp14="http://schemas.microsoft.com/office/word/2010/wordprocessingDrawing" xmlns:wp="http://schemas.openxmlformats.org/drawingml/2006/wordprocessingDrawing" xmlns:w10="urn:schemas-microsoft-com:office:word" xmlns:w="http://schemas.openxmlformats.org/wordprocessingml/2006/main" xmlns:w14="http://schemas.microsoft.com/office/word/2010/wordml" xmlns:w15="http://schemas.microsoft.com/office/word/2012/wordml" xmlns:w16cex="http://schemas.microsoft.com/office/word/2018/wordml/cex" xmlns:w16cid="http://schemas.microsoft.com/office/word/2016/wordml/cid" xmlns:w16="http://schemas.microsoft.com/office/word/2018/wordml" xmlns:w16sdtdh="http://schemas.microsoft.com/office/word/2020/wordml/sdtdatahash" xmlns:w16se="http://schemas.microsoft.com/office/word/2015/wordml/symex" xmlns:wpg="http://schemas.microsoft.com/office/word/2010/wordprocessingGroup" xmlns:wpi="http://schemas.microsoft.com/office/word/2010/wordprocessingInk" xmlns:wne="http://schemas.microsoft.com/office/word/2006/wordml" xmlns:wps="http://schemas.microsoft.com/office/word/2010/wordprocessingShape" mc:Ignorable="w14 w15 w16se w16cid w16 w16cex w16sdtdh wp14">
+<w:numbering xmlns:wpc="http://schemas.microsoft.com/office/word/2010/wordprocessingCanvas" xmlns:mc="http://schemas.openxmlformats.org/markup-compatibility/2006" xmlns:o="urn:schemas-microsoft-com:office:office" xmlns:r="http://schemas.openxmlformats.org/officeDocument/2006/relationships" xmlns:m="http://schemas.openxmlformats.org/officeDocument/2006/math" xmlns:v="urn:schemas-microsoft-com:vml" xmlns:wp14="http://schemas.microsoft.com/office/word/2010/wordprocessingDrawing" xmlns:wp="http://schemas.openxmlformats.org/drawingml/2006/wordprocessingDrawing" xmlns:w10="urn:schemas-microsoft-com:office:word" xmlns:w="http://schemas.openxmlformats.org/wordprocessingml/2006/main" xmlns:w14="http://schemas.microsoft.com/office/word/2010/wordml" xmlns:w15="http://schemas.microsoft.com/office/word/2012/wordml" xmlns:wpg="http://schemas.microsoft.com/office/word/2010/wordprocessingGroup" xmlns:wpi="http://schemas.microsoft.com/office/word/2010/wordprocessingInk" xmlns:wne="http://schemas.microsoft.com/office/word/2006/wordml" xmlns:wps="http://schemas.microsoft.com/office/word/2010/wordprocessingShape" mc:Ignorable="w14 w15 wp14">
   <w:abstractNum w:abstractNumId="0" w15:restartNumberingAfterBreak="0">
     <w:nsid w:val="0397573A"/>
     <w:multiLevelType w:val="hybridMultilevel"/>
@@ -30654,68 +30233,68 @@
       </w:pPr>
     </w:lvl>
   </w:abstractNum>
-  <w:num w:numId="1" w16cid:durableId="1009871939">
+  <w:num w:numId="1">
     <w:abstractNumId w:val="18"/>
   </w:num>
-  <w:num w:numId="2" w16cid:durableId="1851332818">
+  <w:num w:numId="2">
     <w:abstractNumId w:val="5"/>
   </w:num>
-  <w:num w:numId="3" w16cid:durableId="1934850350">
+  <w:num w:numId="3">
     <w:abstractNumId w:val="9"/>
   </w:num>
-  <w:num w:numId="4" w16cid:durableId="1684160809">
+  <w:num w:numId="4">
     <w:abstractNumId w:val="3"/>
   </w:num>
-  <w:num w:numId="5" w16cid:durableId="1841388705">
+  <w:num w:numId="5">
     <w:abstractNumId w:val="10"/>
   </w:num>
-  <w:num w:numId="6" w16cid:durableId="903487439">
+  <w:num w:numId="6">
     <w:abstractNumId w:val="17"/>
   </w:num>
-  <w:num w:numId="7" w16cid:durableId="1887523123">
+  <w:num w:numId="7">
     <w:abstractNumId w:val="16"/>
   </w:num>
-  <w:num w:numId="8" w16cid:durableId="1944723645">
+  <w:num w:numId="8">
     <w:abstractNumId w:val="8"/>
   </w:num>
-  <w:num w:numId="9" w16cid:durableId="6760674">
+  <w:num w:numId="9">
     <w:abstractNumId w:val="14"/>
   </w:num>
-  <w:num w:numId="10" w16cid:durableId="1321425735">
+  <w:num w:numId="10">
     <w:abstractNumId w:val="4"/>
   </w:num>
-  <w:num w:numId="11" w16cid:durableId="1757558484">
+  <w:num w:numId="11">
     <w:abstractNumId w:val="11"/>
   </w:num>
-  <w:num w:numId="12" w16cid:durableId="726681341">
+  <w:num w:numId="12">
     <w:abstractNumId w:val="2"/>
   </w:num>
-  <w:num w:numId="13" w16cid:durableId="368189676">
+  <w:num w:numId="13">
     <w:abstractNumId w:val="12"/>
   </w:num>
-  <w:num w:numId="14" w16cid:durableId="893665246">
+  <w:num w:numId="14">
     <w:abstractNumId w:val="13"/>
   </w:num>
-  <w:num w:numId="15" w16cid:durableId="886258850">
+  <w:num w:numId="15">
     <w:abstractNumId w:val="1"/>
   </w:num>
-  <w:num w:numId="16" w16cid:durableId="1146319880">
+  <w:num w:numId="16">
     <w:abstractNumId w:val="0"/>
   </w:num>
-  <w:num w:numId="17" w16cid:durableId="815344600">
+  <w:num w:numId="17">
     <w:abstractNumId w:val="15"/>
   </w:num>
-  <w:num w:numId="18" w16cid:durableId="1313171728">
+  <w:num w:numId="18">
     <w:abstractNumId w:val="7"/>
   </w:num>
-  <w:num w:numId="19" w16cid:durableId="64108364">
+  <w:num w:numId="19">
     <w:abstractNumId w:val="6"/>
   </w:num>
 </w:numbering>
 </file>
 
 <file path=word/styles.xml><?xml version="1.0" encoding="utf-8"?>
-<w:styles xmlns:mc="http://schemas.openxmlformats.org/markup-compatibility/2006" xmlns:r="http://schemas.openxmlformats.org/officeDocument/2006/relationships" xmlns:w="http://schemas.openxmlformats.org/wordprocessingml/2006/main" xmlns:w14="http://schemas.microsoft.com/office/word/2010/wordml" xmlns:w15="http://schemas.microsoft.com/office/word/2012/wordml" xmlns:w16cex="http://schemas.microsoft.com/office/word/2018/wordml/cex" xmlns:w16cid="http://schemas.microsoft.com/office/word/2016/wordml/cid" xmlns:w16="http://schemas.microsoft.com/office/word/2018/wordml" xmlns:w16sdtdh="http://schemas.microsoft.com/office/word/2020/wordml/sdtdatahash" xmlns:w16se="http://schemas.microsoft.com/office/word/2015/wordml/symex" mc:Ignorable="w14 w15 w16se w16cid w16 w16cex w16sdtdh">
+<w:styles xmlns:mc="http://schemas.openxmlformats.org/markup-compatibility/2006" xmlns:r="http://schemas.openxmlformats.org/officeDocument/2006/relationships" xmlns:w="http://schemas.openxmlformats.org/wordprocessingml/2006/main" xmlns:w14="http://schemas.microsoft.com/office/word/2010/wordml" xmlns:w15="http://schemas.microsoft.com/office/word/2012/wordml" mc:Ignorable="w14 w15">
   <w:docDefaults>
     <w:rPrDefault>
       <w:rPr>
@@ -30728,7 +30307,7 @@
     </w:rPrDefault>
     <w:pPrDefault/>
   </w:docDefaults>
-  <w:latentStyles w:defLockedState="0" w:defUIPriority="99" w:defSemiHidden="0" w:defUnhideWhenUsed="0" w:defQFormat="0" w:count="376">
+  <w:latentStyles w:defLockedState="0" w:defUIPriority="99" w:defSemiHidden="0" w:defUnhideWhenUsed="0" w:defQFormat="0" w:count="371">
     <w:lsdException w:name="Normal" w:uiPriority="0" w:qFormat="1"/>
     <w:lsdException w:name="heading 1" w:uiPriority="9" w:qFormat="1"/>
     <w:lsdException w:name="heading 2" w:semiHidden="1" w:uiPriority="9" w:unhideWhenUsed="1" w:qFormat="1"/>
@@ -31100,11 +30679,6 @@
     <w:lsdException w:name="List Table 5 Dark Accent 6" w:uiPriority="50"/>
     <w:lsdException w:name="List Table 6 Colorful Accent 6" w:uiPriority="51"/>
     <w:lsdException w:name="List Table 7 Colorful Accent 6" w:uiPriority="52"/>
-    <w:lsdException w:name="Mention" w:semiHidden="1" w:unhideWhenUsed="1"/>
-    <w:lsdException w:name="Smart Hyperlink" w:semiHidden="1" w:unhideWhenUsed="1"/>
-    <w:lsdException w:name="Hashtag" w:semiHidden="1" w:unhideWhenUsed="1"/>
-    <w:lsdException w:name="Unresolved Mention" w:semiHidden="1" w:unhideWhenUsed="1"/>
-    <w:lsdException w:name="Smart Link" w:semiHidden="1" w:unhideWhenUsed="1"/>
   </w:latentStyles>
   <w:style w:type="paragraph" w:default="1" w:styleId="a">
     <w:name w:val="Normal"/>
@@ -31760,7 +31334,7 @@
 </file>
 
 <file path=customXml/itemProps1.xml><?xml version="1.0" encoding="utf-8"?>
-<ds:datastoreItem xmlns:ds="http://schemas.openxmlformats.org/officeDocument/2006/customXml" ds:itemID="{DB3CAA25-568E-4889-8D2C-DB0FC8D50198}">
+<ds:datastoreItem xmlns:ds="http://schemas.openxmlformats.org/officeDocument/2006/customXml" ds:itemID="{EF27AAF3-F194-4C7B-8753-389B3F6E9A2D}">
   <ds:schemaRefs>
     <ds:schemaRef ds:uri="http://schemas.openxmlformats.org/officeDocument/2006/bibliography"/>
   </ds:schemaRefs>

--- a/新泰週報20260920[2638]B4F.docx
+++ b/新泰週報20260920[2638]B4F.docx
@@ -14876,7 +14876,7 @@
           </mc:Choice>
           <mc:Fallback>
             <w:pict>
-              <v:line w14:anchorId="4C72B875" id="直線接點 2" o:spid="_x0000_s1026" style="position:absolute;z-index:251653632;visibility:visible;mso-wrap-style:square;mso-height-percent:0;mso-wrap-distance-left:9pt;mso-wrap-distance-top:0;mso-wrap-distance-right:9pt;mso-wrap-distance-bottom:0;mso-position-horizontal:absolute;mso-position-horizontal-relative:page;mso-position-vertical:absolute;mso-position-vertical-relative:page;mso-height-percent:0;mso-height-relative:margin" from="687.75pt,19.85pt" to="687.75pt,709.8pt" o:gfxdata="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" strokecolor="black [3213]" strokeweight=".5pt">
+              <v:line w14:anchorId="17724B3D" id="直線接點 2" o:spid="_x0000_s1026" style="position:absolute;z-index:251653632;visibility:visible;mso-wrap-style:square;mso-height-percent:0;mso-wrap-distance-left:9pt;mso-wrap-distance-top:0;mso-wrap-distance-right:9pt;mso-wrap-distance-bottom:0;mso-position-horizontal:absolute;mso-position-horizontal-relative:page;mso-position-vertical:absolute;mso-position-vertical-relative:page;mso-height-percent:0;mso-height-relative:margin" from="687.75pt,19.85pt" to="687.75pt,709.8pt" o:gfxdata="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" strokecolor="black [3213]" strokeweight=".5pt">
                 <v:stroke dashstyle="3 1" joinstyle="miter"/>
                 <w10:wrap anchorx="page" anchory="page"/>
               </v:line>
@@ -18465,6 +18465,15 @@
                 <w:w w:val="80"/>
               </w:rPr>
             </w:pPr>
+            <w:r>
+              <w:rPr>
+                <w:rFonts w:ascii="Barlow Condensed Medium" w:eastAsia="標楷體" w:hAnsi="Barlow Condensed Medium" w:cstheme="minorHAnsi" w:hint="eastAsia"/>
+                <w:w w:val="80"/>
+              </w:rPr>
+              <w:t>6</w:t>
+            </w:r>
+            <w:bookmarkStart w:id="6" w:name="_GoBack"/>
+            <w:bookmarkEnd w:id="6"/>
           </w:p>
         </w:tc>
         <w:tc>
@@ -25914,7 +25923,7 @@
           </mc:Choice>
           <mc:Fallback>
             <w:pict>
-              <v:line w14:anchorId="2558728C" id="直線接點 6" o:spid="_x0000_s1026" style="position:absolute;z-index:251664896;visibility:visible;mso-wrap-style:square;mso-width-percent:0;mso-height-percent:0;mso-wrap-distance-left:9pt;mso-wrap-distance-top:0;mso-wrap-distance-right:9pt;mso-wrap-distance-bottom:0;mso-position-horizontal:absolute;mso-position-horizontal-relative:page;mso-position-vertical:absolute;mso-position-vertical-relative:page;mso-width-percent:0;mso-height-percent:0;mso-width-relative:margin;mso-height-relative:margin" from="343.9pt,19.85pt" to="345.05pt,710.95pt" o:gfxdata="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" strokecolor="black [3213]" strokeweight=".5pt">
+              <v:line w14:anchorId="3F882466" id="直線接點 6" o:spid="_x0000_s1026" style="position:absolute;z-index:251664896;visibility:visible;mso-wrap-style:square;mso-width-percent:0;mso-height-percent:0;mso-wrap-distance-left:9pt;mso-wrap-distance-top:0;mso-wrap-distance-right:9pt;mso-wrap-distance-bottom:0;mso-position-horizontal:absolute;mso-position-horizontal-relative:page;mso-position-vertical:absolute;mso-position-vertical-relative:page;mso-width-percent:0;mso-height-percent:0;mso-width-relative:margin;mso-height-relative:margin" from="343.9pt,19.85pt" to="345.05pt,710.95pt" o:gfxdata="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" strokecolor="black [3213]" strokeweight=".5pt">
                 <v:stroke dashstyle="3 1" joinstyle="miter"/>
                 <w10:wrap anchorx="page" anchory="page"/>
               </v:line>
@@ -25992,7 +26001,7 @@
           </mc:Choice>
           <mc:Fallback>
             <w:pict>
-              <v:line w14:anchorId="419A5966" id="直線接點 4" o:spid="_x0000_s1026" style="position:absolute;z-index:251660800;visibility:visible;mso-wrap-style:square;mso-width-percent:0;mso-height-percent:0;mso-wrap-distance-left:9pt;mso-wrap-distance-top:0;mso-wrap-distance-right:9pt;mso-wrap-distance-bottom:0;mso-position-horizontal:absolute;mso-position-horizontal-relative:page;mso-position-vertical:absolute;mso-position-vertical-relative:page;mso-width-percent:0;mso-height-percent:0;mso-width-relative:margin;mso-height-relative:margin" from="343.9pt,19.85pt" to="345.05pt,710.95pt" o:gfxdata="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" strokecolor="black [3213]" strokeweight=".5pt">
+              <v:line w14:anchorId="21464760" id="直線接點 4" o:spid="_x0000_s1026" style="position:absolute;z-index:251660800;visibility:visible;mso-wrap-style:square;mso-width-percent:0;mso-height-percent:0;mso-wrap-distance-left:9pt;mso-wrap-distance-top:0;mso-wrap-distance-right:9pt;mso-wrap-distance-bottom:0;mso-position-horizontal:absolute;mso-position-horizontal-relative:page;mso-position-vertical:absolute;mso-position-vertical-relative:page;mso-width-percent:0;mso-height-percent:0;mso-width-relative:margin;mso-height-relative:margin" from="343.9pt,19.85pt" to="345.05pt,710.95pt" o:gfxdata="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" strokecolor="black [3213]" strokeweight=".5pt">
                 <v:stroke dashstyle="3 1" joinstyle="miter"/>
                 <w10:wrap anchorx="page" anchory="page"/>
               </v:line>
@@ -26332,7 +26341,6 @@
           <w:szCs w:val="26"/>
         </w:rPr>
       </w:pPr>
-      <w:bookmarkStart w:id="6" w:name="_GoBack"/>
       <w:r>
         <w:rPr>
           <w:rFonts w:ascii="Barlow Condensed Medium" w:eastAsia="華康儷中黑" w:hAnsi="Barlow Condensed Medium" w:hint="eastAsia"/>
@@ -26566,38 +26574,47 @@
         <w:snapToGrid w:val="0"/>
         <w:spacing w:afterLines="50" w:after="165" w:line="290" w:lineRule="exact"/>
         <w:rPr>
+          <w:rFonts w:ascii="Cambria" w:eastAsia="華康細黑體" w:hAnsi="Cambria" w:cs="Cambria"/>
+          <w:w w:val="75"/>
+          <w:sz w:val="26"/>
+          <w:szCs w:val="26"/>
+        </w:rPr>
+      </w:pPr>
+      <w:r>
+        <w:rPr>
+          <w:rFonts w:ascii="Barlow Condensed Medium" w:eastAsia="華康儷中黑" w:hAnsi="Barlow Condensed Medium" w:cs="新細明體"/>
+          <w:w w:val="75"/>
+          <w:sz w:val="26"/>
+          <w:szCs w:val="26"/>
+        </w:rPr>
+        <w:t>＜</w:t>
+      </w:r>
+      <w:r>
+        <w:rPr>
+          <w:rFonts w:ascii="Barlow Condensed Medium" w:eastAsia="華康儷中黑" w:hAnsi="Barlow Condensed Medium" w:cs="新細明體" w:hint="eastAsia"/>
+          <w:w w:val="75"/>
+          <w:sz w:val="26"/>
+          <w:szCs w:val="26"/>
+        </w:rPr>
+        <w:t>發現　神的奧秘和巧思</w:t>
+      </w:r>
+      <w:r>
+        <w:rPr>
+          <w:rFonts w:ascii="Barlow Condensed Medium" w:eastAsia="華康儷中黑" w:hAnsi="Barlow Condensed Medium" w:cs="新細明體"/>
+          <w:w w:val="75"/>
+          <w:sz w:val="26"/>
+          <w:szCs w:val="26"/>
+        </w:rPr>
+        <w:t>＞</w:t>
+      </w:r>
+      <w:r>
+        <w:rPr>
           <w:rFonts w:ascii="Cambria" w:eastAsia="華康細黑體" w:hAnsi="Cambria" w:cs="Cambria" w:hint="eastAsia"/>
           <w:w w:val="75"/>
           <w:sz w:val="26"/>
           <w:szCs w:val="26"/>
         </w:rPr>
-      </w:pPr>
-      <w:r>
-        <w:rPr>
-          <w:rFonts w:ascii="Barlow Condensed Medium" w:eastAsia="華康儷中黑" w:hAnsi="Barlow Condensed Medium" w:cs="新細明體"/>
-          <w:w w:val="75"/>
-          <w:sz w:val="26"/>
-          <w:szCs w:val="26"/>
-        </w:rPr>
-        <w:t>＜</w:t>
-      </w:r>
-      <w:r>
-        <w:rPr>
-          <w:rFonts w:ascii="Barlow Condensed Medium" w:eastAsia="華康儷中黑" w:hAnsi="Barlow Condensed Medium" w:cs="新細明體" w:hint="eastAsia"/>
-          <w:w w:val="75"/>
-          <w:sz w:val="26"/>
-          <w:szCs w:val="26"/>
-        </w:rPr>
-        <w:t>發現　神的奧秘和巧思</w:t>
-      </w:r>
-      <w:r>
-        <w:rPr>
-          <w:rFonts w:ascii="Barlow Condensed Medium" w:eastAsia="華康儷中黑" w:hAnsi="Barlow Condensed Medium" w:cs="新細明體"/>
-          <w:w w:val="75"/>
-          <w:sz w:val="26"/>
-          <w:szCs w:val="26"/>
-        </w:rPr>
-        <w:t>＞</w:t>
+        <w:t>牛頓沒有發明地心引力，是發現。福蘭克林沒有發明電，也是發現。人用從　神而來的創造力發明了許多東西，都不能超出　神早已創造了這宇宙萬物其中的奧秘，也就是不能無中生有、起死回生，甚至時光倒流。就算是相對論或量子力學都只嚐試解釋了宇宙奧秘的一部份。又醫學科技沒有消滅病毒，只是找到人體的免疫系統對抗病毒的開關。然而，真正發現　神隱藏在受造世界中的奧秘的人是謙卑和敬畏的，反而對這些</w:t>
       </w:r>
       <w:r>
         <w:rPr>
@@ -26606,7 +26623,16 @@
           <w:sz w:val="26"/>
           <w:szCs w:val="26"/>
         </w:rPr>
-        <w:t>牛頓沒有發明地心引力，是發現。福蘭克林沒有發明電，也是發現。人用從　神而來的創造力發明了許多東西，都不能超出　神早已創造了這宇宙萬物其中的奧秘，也就是不能無中生有、起死回生，甚至時光倒流。就算是相對論或量子力學都只嚐試解釋了宇宙奧秘的一部份。又醫學科技沒有消滅病毒，只是找到人體的免疫系統對抗病毒的開關。然而，真正發現　神隱藏在受造世界中的奧秘的人是謙卑和敬畏的，反而對這些知識一知半解的人卻大力宣告　神已死了。無論如何，人無法否定，生命的驚奇和意義，只發生在　神的真理和奧秘被發現或實踐的時刻。</w:t>
+        <w:t>科學</w:t>
+      </w:r>
+      <w:r>
+        <w:rPr>
+          <w:rFonts w:ascii="Cambria" w:eastAsia="華康細黑體" w:hAnsi="Cambria" w:cs="Cambria" w:hint="eastAsia"/>
+          <w:w w:val="75"/>
+          <w:sz w:val="26"/>
+          <w:szCs w:val="26"/>
+        </w:rPr>
+        <w:t>知識一知半解的人卻大力宣告　神已死了。無論如何，人無法否定，生命的驚奇和意義，只發生在　神的真理和奧秘被發現或實踐的時刻。</w:t>
       </w:r>
     </w:p>
     <w:p>
@@ -26649,7 +26675,6 @@
         </w:rPr>
         <w:sym w:font="Wingdings" w:char="F043"/>
       </w:r>
-      <w:bookmarkEnd w:id="6"/>
     </w:p>
     <w:sectPr>
       <w:headerReference w:type="even" r:id="rId16"/>
@@ -31334,7 +31359,7 @@
 </file>
 
 <file path=customXml/itemProps1.xml><?xml version="1.0" encoding="utf-8"?>
-<ds:datastoreItem xmlns:ds="http://schemas.openxmlformats.org/officeDocument/2006/customXml" ds:itemID="{EF27AAF3-F194-4C7B-8753-389B3F6E9A2D}">
+<ds:datastoreItem xmlns:ds="http://schemas.openxmlformats.org/officeDocument/2006/customXml" ds:itemID="{E8659E12-C0CD-4FDD-825E-8958D7091E69}">
   <ds:schemaRefs>
     <ds:schemaRef ds:uri="http://schemas.openxmlformats.org/officeDocument/2006/bibliography"/>
   </ds:schemaRefs>
